--- a/output/doc/report.docx
+++ b/output/doc/report.docx
@@ -81,12 +81,884 @@
     </w:p>
     <w:p>
       <w:r>
-        <w:t>（初稿：流程说明将在后续迭代中由自循环补齐）</w:t>
+        <w:t>步骤 1 · 生成：skills/docx_skill.py 与 skills/pptx_skill.py 依据 pipeline/content_spec.py 的内容模型，产出 Word 报告与 PPT 演示文稿。</w:t>
       </w:r>
     </w:p>
     <w:p>
       <w:r>
-        <w:t>TODO: 待补充</w:t>
+        <w:t>步骤 2 · 验证：skills/validator.py 执行 15 项检查（存在性、可打开性、段落/幻灯片数量、关键内容、元数据、占位符、状态文件），输出 0-100 分与失败项清单。</w:t>
+      </w:r>
+    </w:p>
+    <w:p>
+      <w:r>
+        <w:t>步骤 3 · 推送：pipeline/loop.py 将 status/loop_status.json、status/REPORT.md 与本轮产物 git add、commit 并 push 到当前分支。</w:t>
+      </w:r>
+    </w:p>
+    <w:p>
+      <w:r>
+        <w:t>步骤 4 · 决策：得分达到阈值则标记 DONE 并结束；否则把失败项写入 status/issues.json，下一轮生成时针对性修复，直至收敛或达到最大迭代次数。</w:t>
+      </w:r>
+    </w:p>
+    <w:p>
+      <w:r>
+        <w:t>自修复的关键：验证失败项直接成为下一轮生成的输入（fixes 集合），循环因此具备定向改进能力，而非简单重试。</w:t>
+      </w:r>
+    </w:p>
+    <w:p>
+      <w:r>
+        <w:t>产物与状态位置：output/doc/report.docx、output/slides/deck.pptx、status/loop_status.json、status/REPORT.md。</w:t>
+      </w:r>
+    </w:p>
+    <w:p>
+      <w:pPr>
+        <w:pStyle w:val="Heading1"/>
+      </w:pPr>
+      <w:r>
+        <w:t>验证清单</w:t>
+      </w:r>
+    </w:p>
+    <w:p>
+      <w:r>
+        <w:t>流水线对每轮产物执行以下 15 项检查，得分 = 通过项权重之和（满分 100）：</w:t>
+      </w:r>
+    </w:p>
+    <w:tbl>
+      <w:tblPr>
+        <w:tblStyle w:val="TableGrid"/>
+        <w:tblW w:type="auto" w:w="0"/>
+        <w:tblLook w:firstColumn="1" w:firstRow="1" w:lastColumn="0" w:lastRow="0" w:noHBand="0" w:noVBand="1" w:val="04A0"/>
+      </w:tblPr>
+      <w:tblGrid>
+        <w:gridCol w:w="2160"/>
+        <w:gridCol w:w="2160"/>
+        <w:gridCol w:w="2160"/>
+        <w:gridCol w:w="2160"/>
+      </w:tblGrid>
+      <w:tr>
+        <w:tc>
+          <w:tcPr>
+            <w:tcW w:type="dxa" w:w="2160"/>
+          </w:tcPr>
+          <w:p>
+            <w:r>
+              <w:t>检查项</w:t>
+            </w:r>
+          </w:p>
+        </w:tc>
+        <w:tc>
+          <w:tcPr>
+            <w:tcW w:type="dxa" w:w="2160"/>
+          </w:tcPr>
+          <w:p>
+            <w:r>
+              <w:t>权重</w:t>
+            </w:r>
+          </w:p>
+        </w:tc>
+        <w:tc>
+          <w:tcPr>
+            <w:tcW w:type="dxa" w:w="2160"/>
+          </w:tcPr>
+          <w:p>
+            <w:r>
+              <w:t>说明</w:t>
+            </w:r>
+          </w:p>
+        </w:tc>
+        <w:tc>
+          <w:tcPr>
+            <w:tcW w:type="dxa" w:w="2160"/>
+          </w:tcPr>
+          <w:p>
+            <w:r>
+              <w:t>本轮结果</w:t>
+            </w:r>
+          </w:p>
+        </w:tc>
+      </w:tr>
+      <w:tr>
+        <w:tc>
+          <w:tcPr>
+            <w:tcW w:type="dxa" w:w="2160"/>
+          </w:tcPr>
+          <w:p>
+            <w:r>
+              <w:t>docx 存在</w:t>
+            </w:r>
+          </w:p>
+        </w:tc>
+        <w:tc>
+          <w:tcPr>
+            <w:tcW w:type="dxa" w:w="2160"/>
+          </w:tcPr>
+          <w:p>
+            <w:r>
+              <w:t>8</w:t>
+            </w:r>
+          </w:p>
+        </w:tc>
+        <w:tc>
+          <w:tcPr>
+            <w:tcW w:type="dxa" w:w="2160"/>
+          </w:tcPr>
+          <w:p>
+            <w:r>
+              <w:t>output/doc/report.docx 存在且非空</w:t>
+            </w:r>
+          </w:p>
+        </w:tc>
+        <w:tc>
+          <w:tcPr>
+            <w:tcW w:type="dxa" w:w="2160"/>
+          </w:tcPr>
+          <w:p>
+            <w:r>
+              <w:t>待本轮验证</w:t>
+            </w:r>
+          </w:p>
+        </w:tc>
+      </w:tr>
+      <w:tr>
+        <w:tc>
+          <w:tcPr>
+            <w:tcW w:type="dxa" w:w="2160"/>
+          </w:tcPr>
+          <w:p>
+            <w:r>
+              <w:t>docx 可打开</w:t>
+            </w:r>
+          </w:p>
+        </w:tc>
+        <w:tc>
+          <w:tcPr>
+            <w:tcW w:type="dxa" w:w="2160"/>
+          </w:tcPr>
+          <w:p>
+            <w:r>
+              <w:t>8</w:t>
+            </w:r>
+          </w:p>
+        </w:tc>
+        <w:tc>
+          <w:tcPr>
+            <w:tcW w:type="dxa" w:w="2160"/>
+          </w:tcPr>
+          <w:p>
+            <w:r>
+              <w:t>python-docx 能正常解析文档</w:t>
+            </w:r>
+          </w:p>
+        </w:tc>
+        <w:tc>
+          <w:tcPr>
+            <w:tcW w:type="dxa" w:w="2160"/>
+          </w:tcPr>
+          <w:p>
+            <w:r>
+              <w:t>待本轮验证</w:t>
+            </w:r>
+          </w:p>
+        </w:tc>
+      </w:tr>
+      <w:tr>
+        <w:tc>
+          <w:tcPr>
+            <w:tcW w:type="dxa" w:w="2160"/>
+          </w:tcPr>
+          <w:p>
+            <w:r>
+              <w:t>docx 段落数量</w:t>
+            </w:r>
+          </w:p>
+        </w:tc>
+        <w:tc>
+          <w:tcPr>
+            <w:tcW w:type="dxa" w:w="2160"/>
+          </w:tcPr>
+          <w:p>
+            <w:r>
+              <w:t>6</w:t>
+            </w:r>
+          </w:p>
+        </w:tc>
+        <w:tc>
+          <w:tcPr>
+            <w:tcW w:type="dxa" w:w="2160"/>
+          </w:tcPr>
+          <w:p>
+            <w:r>
+              <w:t>非空段落 &gt;= 18</w:t>
+            </w:r>
+          </w:p>
+        </w:tc>
+        <w:tc>
+          <w:tcPr>
+            <w:tcW w:type="dxa" w:w="2160"/>
+          </w:tcPr>
+          <w:p>
+            <w:r>
+              <w:t>待本轮验证</w:t>
+            </w:r>
+          </w:p>
+        </w:tc>
+      </w:tr>
+      <w:tr>
+        <w:tc>
+          <w:tcPr>
+            <w:tcW w:type="dxa" w:w="2160"/>
+          </w:tcPr>
+          <w:p>
+            <w:r>
+              <w:t>docx 结构完整</w:t>
+            </w:r>
+          </w:p>
+        </w:tc>
+        <w:tc>
+          <w:tcPr>
+            <w:tcW w:type="dxa" w:w="2160"/>
+          </w:tcPr>
+          <w:p>
+            <w:r>
+              <w:t>6</w:t>
+            </w:r>
+          </w:p>
+        </w:tc>
+        <w:tc>
+          <w:tcPr>
+            <w:tcW w:type="dxa" w:w="2160"/>
+          </w:tcPr>
+          <w:p>
+            <w:r>
+              <w:t>标题/章节数 &gt;= 5</w:t>
+            </w:r>
+          </w:p>
+        </w:tc>
+        <w:tc>
+          <w:tcPr>
+            <w:tcW w:type="dxa" w:w="2160"/>
+          </w:tcPr>
+          <w:p>
+            <w:r>
+              <w:t>待本轮验证</w:t>
+            </w:r>
+          </w:p>
+        </w:tc>
+      </w:tr>
+      <w:tr>
+        <w:tc>
+          <w:tcPr>
+            <w:tcW w:type="dxa" w:w="2160"/>
+          </w:tcPr>
+          <w:p>
+            <w:r>
+              <w:t>docx 内容量</w:t>
+            </w:r>
+          </w:p>
+        </w:tc>
+        <w:tc>
+          <w:tcPr>
+            <w:tcW w:type="dxa" w:w="2160"/>
+          </w:tcPr>
+          <w:p>
+            <w:r>
+              <w:t>8</w:t>
+            </w:r>
+          </w:p>
+        </w:tc>
+        <w:tc>
+          <w:tcPr>
+            <w:tcW w:type="dxa" w:w="2160"/>
+          </w:tcPr>
+          <w:p>
+            <w:r>
+              <w:t>全文字符数 &gt;= 800</w:t>
+            </w:r>
+          </w:p>
+        </w:tc>
+        <w:tc>
+          <w:tcPr>
+            <w:tcW w:type="dxa" w:w="2160"/>
+          </w:tcPr>
+          <w:p>
+            <w:r>
+              <w:t>待本轮验证</w:t>
+            </w:r>
+          </w:p>
+        </w:tc>
+      </w:tr>
+      <w:tr>
+        <w:tc>
+          <w:tcPr>
+            <w:tcW w:type="dxa" w:w="2160"/>
+          </w:tcPr>
+          <w:p>
+            <w:r>
+              <w:t>docx 关键内容</w:t>
+            </w:r>
+          </w:p>
+        </w:tc>
+        <w:tc>
+          <w:tcPr>
+            <w:tcW w:type="dxa" w:w="2160"/>
+          </w:tcPr>
+          <w:p>
+            <w:r>
+              <w:t>8</w:t>
+            </w:r>
+          </w:p>
+        </w:tc>
+        <w:tc>
+          <w:tcPr>
+            <w:tcW w:type="dxa" w:w="2160"/>
+          </w:tcPr>
+          <w:p>
+            <w:r>
+              <w:t>包含 摘要/目标/流程/验证/迭代/流水线 全部关键词</w:t>
+            </w:r>
+          </w:p>
+        </w:tc>
+        <w:tc>
+          <w:tcPr>
+            <w:tcW w:type="dxa" w:w="2160"/>
+          </w:tcPr>
+          <w:p>
+            <w:r>
+              <w:t>待本轮验证</w:t>
+            </w:r>
+          </w:p>
+        </w:tc>
+      </w:tr>
+      <w:tr>
+        <w:tc>
+          <w:tcPr>
+            <w:tcW w:type="dxa" w:w="2160"/>
+          </w:tcPr>
+          <w:p>
+            <w:r>
+              <w:t>docx 元数据</w:t>
+            </w:r>
+          </w:p>
+        </w:tc>
+        <w:tc>
+          <w:tcPr>
+            <w:tcW w:type="dxa" w:w="2160"/>
+          </w:tcPr>
+          <w:p>
+            <w:r>
+              <w:t>6</w:t>
+            </w:r>
+          </w:p>
+        </w:tc>
+        <w:tc>
+          <w:tcPr>
+            <w:tcW w:type="dxa" w:w="2160"/>
+          </w:tcPr>
+          <w:p>
+            <w:r>
+              <w:t>标题与作者元数据已填写</w:t>
+            </w:r>
+          </w:p>
+        </w:tc>
+        <w:tc>
+          <w:tcPr>
+            <w:tcW w:type="dxa" w:w="2160"/>
+          </w:tcPr>
+          <w:p>
+            <w:r>
+              <w:t>待本轮验证</w:t>
+            </w:r>
+          </w:p>
+        </w:tc>
+      </w:tr>
+      <w:tr>
+        <w:tc>
+          <w:tcPr>
+            <w:tcW w:type="dxa" w:w="2160"/>
+          </w:tcPr>
+          <w:p>
+            <w:r>
+              <w:t>docx 无占位符</w:t>
+            </w:r>
+          </w:p>
+        </w:tc>
+        <w:tc>
+          <w:tcPr>
+            <w:tcW w:type="dxa" w:w="2160"/>
+          </w:tcPr>
+          <w:p>
+            <w:r>
+              <w:t>10</w:t>
+            </w:r>
+          </w:p>
+        </w:tc>
+        <w:tc>
+          <w:tcPr>
+            <w:tcW w:type="dxa" w:w="2160"/>
+          </w:tcPr>
+          <w:p>
+            <w:r>
+              <w:t>不含 TODO/TBD/FIXME/占位/xxx 等占位文本</w:t>
+            </w:r>
+          </w:p>
+        </w:tc>
+        <w:tc>
+          <w:tcPr>
+            <w:tcW w:type="dxa" w:w="2160"/>
+          </w:tcPr>
+          <w:p>
+            <w:r>
+              <w:t>待本轮验证</w:t>
+            </w:r>
+          </w:p>
+        </w:tc>
+      </w:tr>
+      <w:tr>
+        <w:tc>
+          <w:tcPr>
+            <w:tcW w:type="dxa" w:w="2160"/>
+          </w:tcPr>
+          <w:p>
+            <w:r>
+              <w:t>pptx 存在</w:t>
+            </w:r>
+          </w:p>
+        </w:tc>
+        <w:tc>
+          <w:tcPr>
+            <w:tcW w:type="dxa" w:w="2160"/>
+          </w:tcPr>
+          <w:p>
+            <w:r>
+              <w:t>5</w:t>
+            </w:r>
+          </w:p>
+        </w:tc>
+        <w:tc>
+          <w:tcPr>
+            <w:tcW w:type="dxa" w:w="2160"/>
+          </w:tcPr>
+          <w:p>
+            <w:r>
+              <w:t>output/slides/deck.pptx 存在且非空</w:t>
+            </w:r>
+          </w:p>
+        </w:tc>
+        <w:tc>
+          <w:tcPr>
+            <w:tcW w:type="dxa" w:w="2160"/>
+          </w:tcPr>
+          <w:p>
+            <w:r>
+              <w:t>待本轮验证</w:t>
+            </w:r>
+          </w:p>
+        </w:tc>
+      </w:tr>
+      <w:tr>
+        <w:tc>
+          <w:tcPr>
+            <w:tcW w:type="dxa" w:w="2160"/>
+          </w:tcPr>
+          <w:p>
+            <w:r>
+              <w:t>pptx 可打开</w:t>
+            </w:r>
+          </w:p>
+        </w:tc>
+        <w:tc>
+          <w:tcPr>
+            <w:tcW w:type="dxa" w:w="2160"/>
+          </w:tcPr>
+          <w:p>
+            <w:r>
+              <w:t>5</w:t>
+            </w:r>
+          </w:p>
+        </w:tc>
+        <w:tc>
+          <w:tcPr>
+            <w:tcW w:type="dxa" w:w="2160"/>
+          </w:tcPr>
+          <w:p>
+            <w:r>
+              <w:t>python-pptx 能正常解析演示文稿</w:t>
+            </w:r>
+          </w:p>
+        </w:tc>
+        <w:tc>
+          <w:tcPr>
+            <w:tcW w:type="dxa" w:w="2160"/>
+          </w:tcPr>
+          <w:p>
+            <w:r>
+              <w:t>待本轮验证</w:t>
+            </w:r>
+          </w:p>
+        </w:tc>
+      </w:tr>
+      <w:tr>
+        <w:tc>
+          <w:tcPr>
+            <w:tcW w:type="dxa" w:w="2160"/>
+          </w:tcPr>
+          <w:p>
+            <w:r>
+              <w:t>pptx 幻灯片数</w:t>
+            </w:r>
+          </w:p>
+        </w:tc>
+        <w:tc>
+          <w:tcPr>
+            <w:tcW w:type="dxa" w:w="2160"/>
+          </w:tcPr>
+          <w:p>
+            <w:r>
+              <w:t>10</w:t>
+            </w:r>
+          </w:p>
+        </w:tc>
+        <w:tc>
+          <w:tcPr>
+            <w:tcW w:type="dxa" w:w="2160"/>
+          </w:tcPr>
+          <w:p>
+            <w:r>
+              <w:t>幻灯片 &gt;= 6 页</w:t>
+            </w:r>
+          </w:p>
+        </w:tc>
+        <w:tc>
+          <w:tcPr>
+            <w:tcW w:type="dxa" w:w="2160"/>
+          </w:tcPr>
+          <w:p>
+            <w:r>
+              <w:t>待本轮验证</w:t>
+            </w:r>
+          </w:p>
+        </w:tc>
+      </w:tr>
+      <w:tr>
+        <w:tc>
+          <w:tcPr>
+            <w:tcW w:type="dxa" w:w="2160"/>
+          </w:tcPr>
+          <w:p>
+            <w:r>
+              <w:t>pptx 封面</w:t>
+            </w:r>
+          </w:p>
+        </w:tc>
+        <w:tc>
+          <w:tcPr>
+            <w:tcW w:type="dxa" w:w="2160"/>
+          </w:tcPr>
+          <w:p>
+            <w:r>
+              <w:t>4</w:t>
+            </w:r>
+          </w:p>
+        </w:tc>
+        <w:tc>
+          <w:tcPr>
+            <w:tcW w:type="dxa" w:w="2160"/>
+          </w:tcPr>
+          <w:p>
+            <w:r>
+              <w:t>第 1 页为含标题的封面页</w:t>
+            </w:r>
+          </w:p>
+        </w:tc>
+        <w:tc>
+          <w:tcPr>
+            <w:tcW w:type="dxa" w:w="2160"/>
+          </w:tcPr>
+          <w:p>
+            <w:r>
+              <w:t>待本轮验证</w:t>
+            </w:r>
+          </w:p>
+        </w:tc>
+      </w:tr>
+      <w:tr>
+        <w:tc>
+          <w:tcPr>
+            <w:tcW w:type="dxa" w:w="2160"/>
+          </w:tcPr>
+          <w:p>
+            <w:r>
+              <w:t>pptx 元数据</w:t>
+            </w:r>
+          </w:p>
+        </w:tc>
+        <w:tc>
+          <w:tcPr>
+            <w:tcW w:type="dxa" w:w="2160"/>
+          </w:tcPr>
+          <w:p>
+            <w:r>
+              <w:t>4</w:t>
+            </w:r>
+          </w:p>
+        </w:tc>
+        <w:tc>
+          <w:tcPr>
+            <w:tcW w:type="dxa" w:w="2160"/>
+          </w:tcPr>
+          <w:p>
+            <w:r>
+              <w:t>标题与作者元数据已填写</w:t>
+            </w:r>
+          </w:p>
+        </w:tc>
+        <w:tc>
+          <w:tcPr>
+            <w:tcW w:type="dxa" w:w="2160"/>
+          </w:tcPr>
+          <w:p>
+            <w:r>
+              <w:t>待本轮验证</w:t>
+            </w:r>
+          </w:p>
+        </w:tc>
+      </w:tr>
+      <w:tr>
+        <w:tc>
+          <w:tcPr>
+            <w:tcW w:type="dxa" w:w="2160"/>
+          </w:tcPr>
+          <w:p>
+            <w:r>
+              <w:t>pptx 无占位符</w:t>
+            </w:r>
+          </w:p>
+        </w:tc>
+        <w:tc>
+          <w:tcPr>
+            <w:tcW w:type="dxa" w:w="2160"/>
+          </w:tcPr>
+          <w:p>
+            <w:r>
+              <w:t>7</w:t>
+            </w:r>
+          </w:p>
+        </w:tc>
+        <w:tc>
+          <w:tcPr>
+            <w:tcW w:type="dxa" w:w="2160"/>
+          </w:tcPr>
+          <w:p>
+            <w:r>
+              <w:t>不含 TODO/TBD/FIXME/占位/xxx 等占位文本</w:t>
+            </w:r>
+          </w:p>
+        </w:tc>
+        <w:tc>
+          <w:tcPr>
+            <w:tcW w:type="dxa" w:w="2160"/>
+          </w:tcPr>
+          <w:p>
+            <w:r>
+              <w:t>待本轮验证</w:t>
+            </w:r>
+          </w:p>
+        </w:tc>
+      </w:tr>
+      <w:tr>
+        <w:tc>
+          <w:tcPr>
+            <w:tcW w:type="dxa" w:w="2160"/>
+          </w:tcPr>
+          <w:p>
+            <w:r>
+              <w:t>状态文件</w:t>
+            </w:r>
+          </w:p>
+        </w:tc>
+        <w:tc>
+          <w:tcPr>
+            <w:tcW w:type="dxa" w:w="2160"/>
+          </w:tcPr>
+          <w:p>
+            <w:r>
+              <w:t>5</w:t>
+            </w:r>
+          </w:p>
+        </w:tc>
+        <w:tc>
+          <w:tcPr>
+            <w:tcW w:type="dxa" w:w="2160"/>
+          </w:tcPr>
+          <w:p>
+            <w:r>
+              <w:t>status/loop_status.json 存在、可解析且含迭代/得分字段</w:t>
+            </w:r>
+          </w:p>
+        </w:tc>
+        <w:tc>
+          <w:tcPr>
+            <w:tcW w:type="dxa" w:w="2160"/>
+          </w:tcPr>
+          <w:p>
+            <w:r>
+              <w:t>待本轮验证</w:t>
+            </w:r>
+          </w:p>
+        </w:tc>
+      </w:tr>
+    </w:tbl>
+    <w:p>
+      <w:pPr>
+        <w:pStyle w:val="Heading1"/>
+      </w:pPr>
+      <w:r>
+        <w:t>迭代记录</w:t>
+      </w:r>
+    </w:p>
+    <w:p>
+      <w:r>
+        <w:t>各轮迭代的得分与状态（由 pipeline/loop.py 自动记录并推送）：</w:t>
+      </w:r>
+    </w:p>
+    <w:tbl>
+      <w:tblPr>
+        <w:tblStyle w:val="TableGrid"/>
+        <w:tblW w:type="auto" w:w="0"/>
+        <w:tblLook w:firstColumn="1" w:firstRow="1" w:lastColumn="0" w:lastRow="0" w:noHBand="0" w:noVBand="1" w:val="04A0"/>
+      </w:tblPr>
+      <w:tblGrid>
+        <w:gridCol w:w="1728"/>
+        <w:gridCol w:w="1728"/>
+        <w:gridCol w:w="1728"/>
+        <w:gridCol w:w="1728"/>
+        <w:gridCol w:w="1728"/>
+      </w:tblGrid>
+      <w:tr>
+        <w:tc>
+          <w:tcPr>
+            <w:tcW w:type="dxa" w:w="1728"/>
+          </w:tcPr>
+          <w:p>
+            <w:r>
+              <w:t>迭代</w:t>
+            </w:r>
+          </w:p>
+        </w:tc>
+        <w:tc>
+          <w:tcPr>
+            <w:tcW w:type="dxa" w:w="1728"/>
+          </w:tcPr>
+          <w:p>
+            <w:r>
+              <w:t>得分</w:t>
+            </w:r>
+          </w:p>
+        </w:tc>
+        <w:tc>
+          <w:tcPr>
+            <w:tcW w:type="dxa" w:w="1728"/>
+          </w:tcPr>
+          <w:p>
+            <w:r>
+              <w:t>失败项</w:t>
+            </w:r>
+          </w:p>
+        </w:tc>
+        <w:tc>
+          <w:tcPr>
+            <w:tcW w:type="dxa" w:w="1728"/>
+          </w:tcPr>
+          <w:p>
+            <w:r>
+              <w:t>状态</w:t>
+            </w:r>
+          </w:p>
+        </w:tc>
+        <w:tc>
+          <w:tcPr>
+            <w:tcW w:type="dxa" w:w="1728"/>
+          </w:tcPr>
+          <w:p>
+            <w:r>
+              <w:t>推送</w:t>
+            </w:r>
+          </w:p>
+        </w:tc>
+      </w:tr>
+      <w:tr>
+        <w:tc>
+          <w:tcPr>
+            <w:tcW w:type="dxa" w:w="1728"/>
+          </w:tcPr>
+          <w:p>
+            <w:r>
+              <w:t>1</w:t>
+            </w:r>
+          </w:p>
+        </w:tc>
+        <w:tc>
+          <w:tcPr>
+            <w:tcW w:type="dxa" w:w="1728"/>
+          </w:tcPr>
+          <w:p>
+            <w:r>
+              <w:t>43/100</w:t>
+            </w:r>
+          </w:p>
+        </w:tc>
+        <w:tc>
+          <w:tcPr>
+            <w:tcW w:type="dxa" w:w="1728"/>
+          </w:tcPr>
+          <w:p>
+            <w:r>
+              <w:t>8</w:t>
+            </w:r>
+          </w:p>
+        </w:tc>
+        <w:tc>
+          <w:tcPr>
+            <w:tcW w:type="dxa" w:w="1728"/>
+          </w:tcPr>
+          <w:p>
+            <w:r>
+              <w:t>ITERATING</w:t>
+            </w:r>
+          </w:p>
+        </w:tc>
+        <w:tc>
+          <w:tcPr>
+            <w:tcW w:type="dxa" w:w="1728"/>
+          </w:tcPr>
+          <w:p>
+            <w:r>
+              <w:t>ok</w:t>
+            </w:r>
+          </w:p>
+        </w:tc>
+      </w:tr>
+    </w:tbl>
+    <w:p>
+      <w:pPr>
+        <w:pStyle w:val="Heading1"/>
+      </w:pPr>
+      <w:r>
+        <w:t>结论</w:t>
+      </w:r>
+    </w:p>
+    <w:p>
+      <w:r>
+        <w:t>产物位置：output/doc/report.docx（Word 报告）、output/slides/deck.pptx（PPT 演示）。</w:t>
+      </w:r>
+    </w:p>
+    <w:p>
+      <w:r>
+        <w:t>状态追溯：status/loop_status.json（机器可读）、status/REPORT.md（人类可读），每轮迭代均提交并推送到分支。</w:t>
+      </w:r>
+    </w:p>
+    <w:p>
+      <w:r>
+        <w:t>本版本为自循环自动修订版：依据上一轮验证失败项针对性修复生成，本轮最终验证结果以 status/ 目录与分支提交记录为准。</w:t>
       </w:r>
     </w:p>
     <w:sectPr>

--- a/output/doc/report.docx
+++ b/output/doc/report.docx
@@ -937,6 +937,58 @@
           </w:p>
         </w:tc>
       </w:tr>
+      <w:tr>
+        <w:tc>
+          <w:tcPr>
+            <w:tcW w:type="dxa" w:w="1728"/>
+          </w:tcPr>
+          <w:p>
+            <w:r>
+              <w:t>2</w:t>
+            </w:r>
+          </w:p>
+        </w:tc>
+        <w:tc>
+          <w:tcPr>
+            <w:tcW w:type="dxa" w:w="1728"/>
+          </w:tcPr>
+          <w:p>
+            <w:r>
+              <w:t>90/100</w:t>
+            </w:r>
+          </w:p>
+        </w:tc>
+        <w:tc>
+          <w:tcPr>
+            <w:tcW w:type="dxa" w:w="1728"/>
+          </w:tcPr>
+          <w:p>
+            <w:r>
+              <w:t>1</w:t>
+            </w:r>
+          </w:p>
+        </w:tc>
+        <w:tc>
+          <w:tcPr>
+            <w:tcW w:type="dxa" w:w="1728"/>
+          </w:tcPr>
+          <w:p>
+            <w:r>
+              <w:t>ITERATING</w:t>
+            </w:r>
+          </w:p>
+        </w:tc>
+        <w:tc>
+          <w:tcPr>
+            <w:tcW w:type="dxa" w:w="1728"/>
+          </w:tcPr>
+          <w:p>
+            <w:r>
+              <w:t>ok</w:t>
+            </w:r>
+          </w:p>
+        </w:tc>
+      </w:tr>
     </w:tbl>
     <w:p>
       <w:pPr>

--- a/output/doc/report.docx
+++ b/output/doc/report.docx
@@ -989,6 +989,58 @@
           </w:p>
         </w:tc>
       </w:tr>
+      <w:tr>
+        <w:tc>
+          <w:tcPr>
+            <w:tcW w:type="dxa" w:w="1728"/>
+          </w:tcPr>
+          <w:p>
+            <w:r>
+              <w:t>3</w:t>
+            </w:r>
+          </w:p>
+        </w:tc>
+        <w:tc>
+          <w:tcPr>
+            <w:tcW w:type="dxa" w:w="1728"/>
+          </w:tcPr>
+          <w:p>
+            <w:r>
+              <w:t>90/100</w:t>
+            </w:r>
+          </w:p>
+        </w:tc>
+        <w:tc>
+          <w:tcPr>
+            <w:tcW w:type="dxa" w:w="1728"/>
+          </w:tcPr>
+          <w:p>
+            <w:r>
+              <w:t>1</w:t>
+            </w:r>
+          </w:p>
+        </w:tc>
+        <w:tc>
+          <w:tcPr>
+            <w:tcW w:type="dxa" w:w="1728"/>
+          </w:tcPr>
+          <w:p>
+            <w:r>
+              <w:t>ITERATING</w:t>
+            </w:r>
+          </w:p>
+        </w:tc>
+        <w:tc>
+          <w:tcPr>
+            <w:tcW w:type="dxa" w:w="1728"/>
+          </w:tcPr>
+          <w:p>
+            <w:r>
+              <w:t>ok</w:t>
+            </w:r>
+          </w:p>
+        </w:tc>
+      </w:tr>
     </w:tbl>
     <w:p>
       <w:pPr>

--- a/output/doc/report.docx
+++ b/output/doc/report.docx
@@ -81,988 +81,12 @@
     </w:p>
     <w:p>
       <w:r>
-        <w:t>步骤 1 · 生成：skills/docx_skill.py 与 skills/pptx_skill.py 依据 pipeline/content_spec.py 的内容模型，产出 Word 报告与 PPT 演示文稿。</w:t>
+        <w:t>（初稿：流程说明将在后续迭代中由自循环补齐）</w:t>
       </w:r>
     </w:p>
     <w:p>
       <w:r>
-        <w:t>步骤 2 · 验证：skills/validator.py 执行 15 项检查（存在性、可打开性、段落/幻灯片数量、关键内容、元数据、占位符、状态文件），输出 0-100 分与失败项清单。</w:t>
-      </w:r>
-    </w:p>
-    <w:p>
-      <w:r>
-        <w:t>步骤 3 · 推送：pipeline/loop.py 将 status/loop_status.json、status/REPORT.md 与本轮产物 git add、commit 并 push 到当前分支。</w:t>
-      </w:r>
-    </w:p>
-    <w:p>
-      <w:r>
-        <w:t>步骤 4 · 决策：得分达到阈值则标记 DONE 并结束；否则把失败项写入 status/issues.json，下一轮生成时针对性修复，直至收敛或达到最大迭代次数。</w:t>
-      </w:r>
-    </w:p>
-    <w:p>
-      <w:r>
-        <w:t>自修复的关键：验证失败项直接成为下一轮生成的输入（fixes 集合），循环因此具备定向改进能力，而非简单重试。</w:t>
-      </w:r>
-    </w:p>
-    <w:p>
-      <w:r>
-        <w:t>产物与状态位置：output/doc/report.docx、output/slides/deck.pptx、status/loop_status.json、status/REPORT.md。</w:t>
-      </w:r>
-    </w:p>
-    <w:p>
-      <w:pPr>
-        <w:pStyle w:val="Heading1"/>
-      </w:pPr>
-      <w:r>
-        <w:t>验证清单</w:t>
-      </w:r>
-    </w:p>
-    <w:p>
-      <w:r>
-        <w:t>流水线对每轮产物执行以下 15 项检查，得分 = 通过项权重之和（满分 100）：</w:t>
-      </w:r>
-    </w:p>
-    <w:tbl>
-      <w:tblPr>
-        <w:tblStyle w:val="TableGrid"/>
-        <w:tblW w:type="auto" w:w="0"/>
-        <w:tblLook w:firstColumn="1" w:firstRow="1" w:lastColumn="0" w:lastRow="0" w:noHBand="0" w:noVBand="1" w:val="04A0"/>
-      </w:tblPr>
-      <w:tblGrid>
-        <w:gridCol w:w="2160"/>
-        <w:gridCol w:w="2160"/>
-        <w:gridCol w:w="2160"/>
-        <w:gridCol w:w="2160"/>
-      </w:tblGrid>
-      <w:tr>
-        <w:tc>
-          <w:tcPr>
-            <w:tcW w:type="dxa" w:w="2160"/>
-          </w:tcPr>
-          <w:p>
-            <w:r>
-              <w:t>检查项</w:t>
-            </w:r>
-          </w:p>
-        </w:tc>
-        <w:tc>
-          <w:tcPr>
-            <w:tcW w:type="dxa" w:w="2160"/>
-          </w:tcPr>
-          <w:p>
-            <w:r>
-              <w:t>权重</w:t>
-            </w:r>
-          </w:p>
-        </w:tc>
-        <w:tc>
-          <w:tcPr>
-            <w:tcW w:type="dxa" w:w="2160"/>
-          </w:tcPr>
-          <w:p>
-            <w:r>
-              <w:t>说明</w:t>
-            </w:r>
-          </w:p>
-        </w:tc>
-        <w:tc>
-          <w:tcPr>
-            <w:tcW w:type="dxa" w:w="2160"/>
-          </w:tcPr>
-          <w:p>
-            <w:r>
-              <w:t>本轮结果</w:t>
-            </w:r>
-          </w:p>
-        </w:tc>
-      </w:tr>
-      <w:tr>
-        <w:tc>
-          <w:tcPr>
-            <w:tcW w:type="dxa" w:w="2160"/>
-          </w:tcPr>
-          <w:p>
-            <w:r>
-              <w:t>docx 存在</w:t>
-            </w:r>
-          </w:p>
-        </w:tc>
-        <w:tc>
-          <w:tcPr>
-            <w:tcW w:type="dxa" w:w="2160"/>
-          </w:tcPr>
-          <w:p>
-            <w:r>
-              <w:t>8</w:t>
-            </w:r>
-          </w:p>
-        </w:tc>
-        <w:tc>
-          <w:tcPr>
-            <w:tcW w:type="dxa" w:w="2160"/>
-          </w:tcPr>
-          <w:p>
-            <w:r>
-              <w:t>output/doc/report.docx 存在且非空</w:t>
-            </w:r>
-          </w:p>
-        </w:tc>
-        <w:tc>
-          <w:tcPr>
-            <w:tcW w:type="dxa" w:w="2160"/>
-          </w:tcPr>
-          <w:p>
-            <w:r>
-              <w:t>待本轮验证</w:t>
-            </w:r>
-          </w:p>
-        </w:tc>
-      </w:tr>
-      <w:tr>
-        <w:tc>
-          <w:tcPr>
-            <w:tcW w:type="dxa" w:w="2160"/>
-          </w:tcPr>
-          <w:p>
-            <w:r>
-              <w:t>docx 可打开</w:t>
-            </w:r>
-          </w:p>
-        </w:tc>
-        <w:tc>
-          <w:tcPr>
-            <w:tcW w:type="dxa" w:w="2160"/>
-          </w:tcPr>
-          <w:p>
-            <w:r>
-              <w:t>8</w:t>
-            </w:r>
-          </w:p>
-        </w:tc>
-        <w:tc>
-          <w:tcPr>
-            <w:tcW w:type="dxa" w:w="2160"/>
-          </w:tcPr>
-          <w:p>
-            <w:r>
-              <w:t>python-docx 能正常解析文档</w:t>
-            </w:r>
-          </w:p>
-        </w:tc>
-        <w:tc>
-          <w:tcPr>
-            <w:tcW w:type="dxa" w:w="2160"/>
-          </w:tcPr>
-          <w:p>
-            <w:r>
-              <w:t>待本轮验证</w:t>
-            </w:r>
-          </w:p>
-        </w:tc>
-      </w:tr>
-      <w:tr>
-        <w:tc>
-          <w:tcPr>
-            <w:tcW w:type="dxa" w:w="2160"/>
-          </w:tcPr>
-          <w:p>
-            <w:r>
-              <w:t>docx 段落数量</w:t>
-            </w:r>
-          </w:p>
-        </w:tc>
-        <w:tc>
-          <w:tcPr>
-            <w:tcW w:type="dxa" w:w="2160"/>
-          </w:tcPr>
-          <w:p>
-            <w:r>
-              <w:t>6</w:t>
-            </w:r>
-          </w:p>
-        </w:tc>
-        <w:tc>
-          <w:tcPr>
-            <w:tcW w:type="dxa" w:w="2160"/>
-          </w:tcPr>
-          <w:p>
-            <w:r>
-              <w:t>非空段落 &gt;= 18</w:t>
-            </w:r>
-          </w:p>
-        </w:tc>
-        <w:tc>
-          <w:tcPr>
-            <w:tcW w:type="dxa" w:w="2160"/>
-          </w:tcPr>
-          <w:p>
-            <w:r>
-              <w:t>待本轮验证</w:t>
-            </w:r>
-          </w:p>
-        </w:tc>
-      </w:tr>
-      <w:tr>
-        <w:tc>
-          <w:tcPr>
-            <w:tcW w:type="dxa" w:w="2160"/>
-          </w:tcPr>
-          <w:p>
-            <w:r>
-              <w:t>docx 结构完整</w:t>
-            </w:r>
-          </w:p>
-        </w:tc>
-        <w:tc>
-          <w:tcPr>
-            <w:tcW w:type="dxa" w:w="2160"/>
-          </w:tcPr>
-          <w:p>
-            <w:r>
-              <w:t>6</w:t>
-            </w:r>
-          </w:p>
-        </w:tc>
-        <w:tc>
-          <w:tcPr>
-            <w:tcW w:type="dxa" w:w="2160"/>
-          </w:tcPr>
-          <w:p>
-            <w:r>
-              <w:t>标题/章节数 &gt;= 5</w:t>
-            </w:r>
-          </w:p>
-        </w:tc>
-        <w:tc>
-          <w:tcPr>
-            <w:tcW w:type="dxa" w:w="2160"/>
-          </w:tcPr>
-          <w:p>
-            <w:r>
-              <w:t>待本轮验证</w:t>
-            </w:r>
-          </w:p>
-        </w:tc>
-      </w:tr>
-      <w:tr>
-        <w:tc>
-          <w:tcPr>
-            <w:tcW w:type="dxa" w:w="2160"/>
-          </w:tcPr>
-          <w:p>
-            <w:r>
-              <w:t>docx 内容量</w:t>
-            </w:r>
-          </w:p>
-        </w:tc>
-        <w:tc>
-          <w:tcPr>
-            <w:tcW w:type="dxa" w:w="2160"/>
-          </w:tcPr>
-          <w:p>
-            <w:r>
-              <w:t>8</w:t>
-            </w:r>
-          </w:p>
-        </w:tc>
-        <w:tc>
-          <w:tcPr>
-            <w:tcW w:type="dxa" w:w="2160"/>
-          </w:tcPr>
-          <w:p>
-            <w:r>
-              <w:t>全文字符数 &gt;= 800</w:t>
-            </w:r>
-          </w:p>
-        </w:tc>
-        <w:tc>
-          <w:tcPr>
-            <w:tcW w:type="dxa" w:w="2160"/>
-          </w:tcPr>
-          <w:p>
-            <w:r>
-              <w:t>待本轮验证</w:t>
-            </w:r>
-          </w:p>
-        </w:tc>
-      </w:tr>
-      <w:tr>
-        <w:tc>
-          <w:tcPr>
-            <w:tcW w:type="dxa" w:w="2160"/>
-          </w:tcPr>
-          <w:p>
-            <w:r>
-              <w:t>docx 关键内容</w:t>
-            </w:r>
-          </w:p>
-        </w:tc>
-        <w:tc>
-          <w:tcPr>
-            <w:tcW w:type="dxa" w:w="2160"/>
-          </w:tcPr>
-          <w:p>
-            <w:r>
-              <w:t>8</w:t>
-            </w:r>
-          </w:p>
-        </w:tc>
-        <w:tc>
-          <w:tcPr>
-            <w:tcW w:type="dxa" w:w="2160"/>
-          </w:tcPr>
-          <w:p>
-            <w:r>
-              <w:t>包含 摘要/目标/流程/验证/迭代/流水线 全部关键词</w:t>
-            </w:r>
-          </w:p>
-        </w:tc>
-        <w:tc>
-          <w:tcPr>
-            <w:tcW w:type="dxa" w:w="2160"/>
-          </w:tcPr>
-          <w:p>
-            <w:r>
-              <w:t>待本轮验证</w:t>
-            </w:r>
-          </w:p>
-        </w:tc>
-      </w:tr>
-      <w:tr>
-        <w:tc>
-          <w:tcPr>
-            <w:tcW w:type="dxa" w:w="2160"/>
-          </w:tcPr>
-          <w:p>
-            <w:r>
-              <w:t>docx 元数据</w:t>
-            </w:r>
-          </w:p>
-        </w:tc>
-        <w:tc>
-          <w:tcPr>
-            <w:tcW w:type="dxa" w:w="2160"/>
-          </w:tcPr>
-          <w:p>
-            <w:r>
-              <w:t>6</w:t>
-            </w:r>
-          </w:p>
-        </w:tc>
-        <w:tc>
-          <w:tcPr>
-            <w:tcW w:type="dxa" w:w="2160"/>
-          </w:tcPr>
-          <w:p>
-            <w:r>
-              <w:t>标题与作者元数据已填写</w:t>
-            </w:r>
-          </w:p>
-        </w:tc>
-        <w:tc>
-          <w:tcPr>
-            <w:tcW w:type="dxa" w:w="2160"/>
-          </w:tcPr>
-          <w:p>
-            <w:r>
-              <w:t>待本轮验证</w:t>
-            </w:r>
-          </w:p>
-        </w:tc>
-      </w:tr>
-      <w:tr>
-        <w:tc>
-          <w:tcPr>
-            <w:tcW w:type="dxa" w:w="2160"/>
-          </w:tcPr>
-          <w:p>
-            <w:r>
-              <w:t>docx 无占位符</w:t>
-            </w:r>
-          </w:p>
-        </w:tc>
-        <w:tc>
-          <w:tcPr>
-            <w:tcW w:type="dxa" w:w="2160"/>
-          </w:tcPr>
-          <w:p>
-            <w:r>
-              <w:t>10</w:t>
-            </w:r>
-          </w:p>
-        </w:tc>
-        <w:tc>
-          <w:tcPr>
-            <w:tcW w:type="dxa" w:w="2160"/>
-          </w:tcPr>
-          <w:p>
-            <w:r>
-              <w:t>不含 TODO/TBD/FIXME/占位/xxx 等占位文本</w:t>
-            </w:r>
-          </w:p>
-        </w:tc>
-        <w:tc>
-          <w:tcPr>
-            <w:tcW w:type="dxa" w:w="2160"/>
-          </w:tcPr>
-          <w:p>
-            <w:r>
-              <w:t>待本轮验证</w:t>
-            </w:r>
-          </w:p>
-        </w:tc>
-      </w:tr>
-      <w:tr>
-        <w:tc>
-          <w:tcPr>
-            <w:tcW w:type="dxa" w:w="2160"/>
-          </w:tcPr>
-          <w:p>
-            <w:r>
-              <w:t>pptx 存在</w:t>
-            </w:r>
-          </w:p>
-        </w:tc>
-        <w:tc>
-          <w:tcPr>
-            <w:tcW w:type="dxa" w:w="2160"/>
-          </w:tcPr>
-          <w:p>
-            <w:r>
-              <w:t>5</w:t>
-            </w:r>
-          </w:p>
-        </w:tc>
-        <w:tc>
-          <w:tcPr>
-            <w:tcW w:type="dxa" w:w="2160"/>
-          </w:tcPr>
-          <w:p>
-            <w:r>
-              <w:t>output/slides/deck.pptx 存在且非空</w:t>
-            </w:r>
-          </w:p>
-        </w:tc>
-        <w:tc>
-          <w:tcPr>
-            <w:tcW w:type="dxa" w:w="2160"/>
-          </w:tcPr>
-          <w:p>
-            <w:r>
-              <w:t>待本轮验证</w:t>
-            </w:r>
-          </w:p>
-        </w:tc>
-      </w:tr>
-      <w:tr>
-        <w:tc>
-          <w:tcPr>
-            <w:tcW w:type="dxa" w:w="2160"/>
-          </w:tcPr>
-          <w:p>
-            <w:r>
-              <w:t>pptx 可打开</w:t>
-            </w:r>
-          </w:p>
-        </w:tc>
-        <w:tc>
-          <w:tcPr>
-            <w:tcW w:type="dxa" w:w="2160"/>
-          </w:tcPr>
-          <w:p>
-            <w:r>
-              <w:t>5</w:t>
-            </w:r>
-          </w:p>
-        </w:tc>
-        <w:tc>
-          <w:tcPr>
-            <w:tcW w:type="dxa" w:w="2160"/>
-          </w:tcPr>
-          <w:p>
-            <w:r>
-              <w:t>python-pptx 能正常解析演示文稿</w:t>
-            </w:r>
-          </w:p>
-        </w:tc>
-        <w:tc>
-          <w:tcPr>
-            <w:tcW w:type="dxa" w:w="2160"/>
-          </w:tcPr>
-          <w:p>
-            <w:r>
-              <w:t>待本轮验证</w:t>
-            </w:r>
-          </w:p>
-        </w:tc>
-      </w:tr>
-      <w:tr>
-        <w:tc>
-          <w:tcPr>
-            <w:tcW w:type="dxa" w:w="2160"/>
-          </w:tcPr>
-          <w:p>
-            <w:r>
-              <w:t>pptx 幻灯片数</w:t>
-            </w:r>
-          </w:p>
-        </w:tc>
-        <w:tc>
-          <w:tcPr>
-            <w:tcW w:type="dxa" w:w="2160"/>
-          </w:tcPr>
-          <w:p>
-            <w:r>
-              <w:t>10</w:t>
-            </w:r>
-          </w:p>
-        </w:tc>
-        <w:tc>
-          <w:tcPr>
-            <w:tcW w:type="dxa" w:w="2160"/>
-          </w:tcPr>
-          <w:p>
-            <w:r>
-              <w:t>幻灯片 &gt;= 6 页</w:t>
-            </w:r>
-          </w:p>
-        </w:tc>
-        <w:tc>
-          <w:tcPr>
-            <w:tcW w:type="dxa" w:w="2160"/>
-          </w:tcPr>
-          <w:p>
-            <w:r>
-              <w:t>待本轮验证</w:t>
-            </w:r>
-          </w:p>
-        </w:tc>
-      </w:tr>
-      <w:tr>
-        <w:tc>
-          <w:tcPr>
-            <w:tcW w:type="dxa" w:w="2160"/>
-          </w:tcPr>
-          <w:p>
-            <w:r>
-              <w:t>pptx 封面</w:t>
-            </w:r>
-          </w:p>
-        </w:tc>
-        <w:tc>
-          <w:tcPr>
-            <w:tcW w:type="dxa" w:w="2160"/>
-          </w:tcPr>
-          <w:p>
-            <w:r>
-              <w:t>4</w:t>
-            </w:r>
-          </w:p>
-        </w:tc>
-        <w:tc>
-          <w:tcPr>
-            <w:tcW w:type="dxa" w:w="2160"/>
-          </w:tcPr>
-          <w:p>
-            <w:r>
-              <w:t>第 1 页为含标题的封面页</w:t>
-            </w:r>
-          </w:p>
-        </w:tc>
-        <w:tc>
-          <w:tcPr>
-            <w:tcW w:type="dxa" w:w="2160"/>
-          </w:tcPr>
-          <w:p>
-            <w:r>
-              <w:t>待本轮验证</w:t>
-            </w:r>
-          </w:p>
-        </w:tc>
-      </w:tr>
-      <w:tr>
-        <w:tc>
-          <w:tcPr>
-            <w:tcW w:type="dxa" w:w="2160"/>
-          </w:tcPr>
-          <w:p>
-            <w:r>
-              <w:t>pptx 元数据</w:t>
-            </w:r>
-          </w:p>
-        </w:tc>
-        <w:tc>
-          <w:tcPr>
-            <w:tcW w:type="dxa" w:w="2160"/>
-          </w:tcPr>
-          <w:p>
-            <w:r>
-              <w:t>4</w:t>
-            </w:r>
-          </w:p>
-        </w:tc>
-        <w:tc>
-          <w:tcPr>
-            <w:tcW w:type="dxa" w:w="2160"/>
-          </w:tcPr>
-          <w:p>
-            <w:r>
-              <w:t>标题与作者元数据已填写</w:t>
-            </w:r>
-          </w:p>
-        </w:tc>
-        <w:tc>
-          <w:tcPr>
-            <w:tcW w:type="dxa" w:w="2160"/>
-          </w:tcPr>
-          <w:p>
-            <w:r>
-              <w:t>待本轮验证</w:t>
-            </w:r>
-          </w:p>
-        </w:tc>
-      </w:tr>
-      <w:tr>
-        <w:tc>
-          <w:tcPr>
-            <w:tcW w:type="dxa" w:w="2160"/>
-          </w:tcPr>
-          <w:p>
-            <w:r>
-              <w:t>pptx 无占位符</w:t>
-            </w:r>
-          </w:p>
-        </w:tc>
-        <w:tc>
-          <w:tcPr>
-            <w:tcW w:type="dxa" w:w="2160"/>
-          </w:tcPr>
-          <w:p>
-            <w:r>
-              <w:t>7</w:t>
-            </w:r>
-          </w:p>
-        </w:tc>
-        <w:tc>
-          <w:tcPr>
-            <w:tcW w:type="dxa" w:w="2160"/>
-          </w:tcPr>
-          <w:p>
-            <w:r>
-              <w:t>不含 TODO/TBD/FIXME/占位/xxx 等占位文本</w:t>
-            </w:r>
-          </w:p>
-        </w:tc>
-        <w:tc>
-          <w:tcPr>
-            <w:tcW w:type="dxa" w:w="2160"/>
-          </w:tcPr>
-          <w:p>
-            <w:r>
-              <w:t>待本轮验证</w:t>
-            </w:r>
-          </w:p>
-        </w:tc>
-      </w:tr>
-      <w:tr>
-        <w:tc>
-          <w:tcPr>
-            <w:tcW w:type="dxa" w:w="2160"/>
-          </w:tcPr>
-          <w:p>
-            <w:r>
-              <w:t>状态文件</w:t>
-            </w:r>
-          </w:p>
-        </w:tc>
-        <w:tc>
-          <w:tcPr>
-            <w:tcW w:type="dxa" w:w="2160"/>
-          </w:tcPr>
-          <w:p>
-            <w:r>
-              <w:t>5</w:t>
-            </w:r>
-          </w:p>
-        </w:tc>
-        <w:tc>
-          <w:tcPr>
-            <w:tcW w:type="dxa" w:w="2160"/>
-          </w:tcPr>
-          <w:p>
-            <w:r>
-              <w:t>status/loop_status.json 存在、可解析且含迭代/得分字段</w:t>
-            </w:r>
-          </w:p>
-        </w:tc>
-        <w:tc>
-          <w:tcPr>
-            <w:tcW w:type="dxa" w:w="2160"/>
-          </w:tcPr>
-          <w:p>
-            <w:r>
-              <w:t>待本轮验证</w:t>
-            </w:r>
-          </w:p>
-        </w:tc>
-      </w:tr>
-    </w:tbl>
-    <w:p>
-      <w:pPr>
-        <w:pStyle w:val="Heading1"/>
-      </w:pPr>
-      <w:r>
-        <w:t>迭代记录</w:t>
-      </w:r>
-    </w:p>
-    <w:p>
-      <w:r>
-        <w:t>各轮迭代的得分与状态（由 pipeline/loop.py 自动记录并推送）：</w:t>
-      </w:r>
-    </w:p>
-    <w:tbl>
-      <w:tblPr>
-        <w:tblStyle w:val="TableGrid"/>
-        <w:tblW w:type="auto" w:w="0"/>
-        <w:tblLook w:firstColumn="1" w:firstRow="1" w:lastColumn="0" w:lastRow="0" w:noHBand="0" w:noVBand="1" w:val="04A0"/>
-      </w:tblPr>
-      <w:tblGrid>
-        <w:gridCol w:w="1728"/>
-        <w:gridCol w:w="1728"/>
-        <w:gridCol w:w="1728"/>
-        <w:gridCol w:w="1728"/>
-        <w:gridCol w:w="1728"/>
-      </w:tblGrid>
-      <w:tr>
-        <w:tc>
-          <w:tcPr>
-            <w:tcW w:type="dxa" w:w="1728"/>
-          </w:tcPr>
-          <w:p>
-            <w:r>
-              <w:t>迭代</w:t>
-            </w:r>
-          </w:p>
-        </w:tc>
-        <w:tc>
-          <w:tcPr>
-            <w:tcW w:type="dxa" w:w="1728"/>
-          </w:tcPr>
-          <w:p>
-            <w:r>
-              <w:t>得分</w:t>
-            </w:r>
-          </w:p>
-        </w:tc>
-        <w:tc>
-          <w:tcPr>
-            <w:tcW w:type="dxa" w:w="1728"/>
-          </w:tcPr>
-          <w:p>
-            <w:r>
-              <w:t>失败项</w:t>
-            </w:r>
-          </w:p>
-        </w:tc>
-        <w:tc>
-          <w:tcPr>
-            <w:tcW w:type="dxa" w:w="1728"/>
-          </w:tcPr>
-          <w:p>
-            <w:r>
-              <w:t>状态</w:t>
-            </w:r>
-          </w:p>
-        </w:tc>
-        <w:tc>
-          <w:tcPr>
-            <w:tcW w:type="dxa" w:w="1728"/>
-          </w:tcPr>
-          <w:p>
-            <w:r>
-              <w:t>推送</w:t>
-            </w:r>
-          </w:p>
-        </w:tc>
-      </w:tr>
-      <w:tr>
-        <w:tc>
-          <w:tcPr>
-            <w:tcW w:type="dxa" w:w="1728"/>
-          </w:tcPr>
-          <w:p>
-            <w:r>
-              <w:t>1</w:t>
-            </w:r>
-          </w:p>
-        </w:tc>
-        <w:tc>
-          <w:tcPr>
-            <w:tcW w:type="dxa" w:w="1728"/>
-          </w:tcPr>
-          <w:p>
-            <w:r>
-              <w:t>43/100</w:t>
-            </w:r>
-          </w:p>
-        </w:tc>
-        <w:tc>
-          <w:tcPr>
-            <w:tcW w:type="dxa" w:w="1728"/>
-          </w:tcPr>
-          <w:p>
-            <w:r>
-              <w:t>8</w:t>
-            </w:r>
-          </w:p>
-        </w:tc>
-        <w:tc>
-          <w:tcPr>
-            <w:tcW w:type="dxa" w:w="1728"/>
-          </w:tcPr>
-          <w:p>
-            <w:r>
-              <w:t>ITERATING</w:t>
-            </w:r>
-          </w:p>
-        </w:tc>
-        <w:tc>
-          <w:tcPr>
-            <w:tcW w:type="dxa" w:w="1728"/>
-          </w:tcPr>
-          <w:p>
-            <w:r>
-              <w:t>ok</w:t>
-            </w:r>
-          </w:p>
-        </w:tc>
-      </w:tr>
-      <w:tr>
-        <w:tc>
-          <w:tcPr>
-            <w:tcW w:type="dxa" w:w="1728"/>
-          </w:tcPr>
-          <w:p>
-            <w:r>
-              <w:t>2</w:t>
-            </w:r>
-          </w:p>
-        </w:tc>
-        <w:tc>
-          <w:tcPr>
-            <w:tcW w:type="dxa" w:w="1728"/>
-          </w:tcPr>
-          <w:p>
-            <w:r>
-              <w:t>90/100</w:t>
-            </w:r>
-          </w:p>
-        </w:tc>
-        <w:tc>
-          <w:tcPr>
-            <w:tcW w:type="dxa" w:w="1728"/>
-          </w:tcPr>
-          <w:p>
-            <w:r>
-              <w:t>1</w:t>
-            </w:r>
-          </w:p>
-        </w:tc>
-        <w:tc>
-          <w:tcPr>
-            <w:tcW w:type="dxa" w:w="1728"/>
-          </w:tcPr>
-          <w:p>
-            <w:r>
-              <w:t>ITERATING</w:t>
-            </w:r>
-          </w:p>
-        </w:tc>
-        <w:tc>
-          <w:tcPr>
-            <w:tcW w:type="dxa" w:w="1728"/>
-          </w:tcPr>
-          <w:p>
-            <w:r>
-              <w:t>ok</w:t>
-            </w:r>
-          </w:p>
-        </w:tc>
-      </w:tr>
-      <w:tr>
-        <w:tc>
-          <w:tcPr>
-            <w:tcW w:type="dxa" w:w="1728"/>
-          </w:tcPr>
-          <w:p>
-            <w:r>
-              <w:t>3</w:t>
-            </w:r>
-          </w:p>
-        </w:tc>
-        <w:tc>
-          <w:tcPr>
-            <w:tcW w:type="dxa" w:w="1728"/>
-          </w:tcPr>
-          <w:p>
-            <w:r>
-              <w:t>90/100</w:t>
-            </w:r>
-          </w:p>
-        </w:tc>
-        <w:tc>
-          <w:tcPr>
-            <w:tcW w:type="dxa" w:w="1728"/>
-          </w:tcPr>
-          <w:p>
-            <w:r>
-              <w:t>1</w:t>
-            </w:r>
-          </w:p>
-        </w:tc>
-        <w:tc>
-          <w:tcPr>
-            <w:tcW w:type="dxa" w:w="1728"/>
-          </w:tcPr>
-          <w:p>
-            <w:r>
-              <w:t>ITERATING</w:t>
-            </w:r>
-          </w:p>
-        </w:tc>
-        <w:tc>
-          <w:tcPr>
-            <w:tcW w:type="dxa" w:w="1728"/>
-          </w:tcPr>
-          <w:p>
-            <w:r>
-              <w:t>ok</w:t>
-            </w:r>
-          </w:p>
-        </w:tc>
-      </w:tr>
-    </w:tbl>
-    <w:p>
-      <w:pPr>
-        <w:pStyle w:val="Heading1"/>
-      </w:pPr>
-      <w:r>
-        <w:t>结论</w:t>
-      </w:r>
-    </w:p>
-    <w:p>
-      <w:r>
-        <w:t>产物位置：output/doc/report.docx（Word 报告）、output/slides/deck.pptx（PPT 演示）。</w:t>
-      </w:r>
-    </w:p>
-    <w:p>
-      <w:r>
-        <w:t>状态追溯：status/loop_status.json（机器可读）、status/REPORT.md（人类可读），每轮迭代均提交并推送到分支。</w:t>
-      </w:r>
-    </w:p>
-    <w:p>
-      <w:r>
-        <w:t>本版本为自循环自动修订版：依据上一轮验证失败项针对性修复生成，本轮最终验证结果以 status/ 目录与分支提交记录为准。</w:t>
+        <w:t>TODO: 待补充</w:t>
       </w:r>
     </w:p>
     <w:sectPr>

--- a/output/doc/report.docx
+++ b/output/doc/report.docx
@@ -81,12 +81,884 @@
     </w:p>
     <w:p>
       <w:r>
-        <w:t>（初稿：流程说明将在后续迭代中由自循环补齐）</w:t>
+        <w:t>步骤 1 · 生成：skills/docx_skill.py 与 skills/pptx_skill.py 依据 pipeline/content_spec.py 的内容模型，产出 Word 报告与 PPT 演示文稿。</w:t>
       </w:r>
     </w:p>
     <w:p>
       <w:r>
-        <w:t>TODO: 待补充</w:t>
+        <w:t>步骤 2 · 验证：skills/validator.py 执行 15 项检查（存在性、可打开性、段落/幻灯片数量、关键内容、元数据、残留文本、状态文件），输出 0-100 分与失败项清单。</w:t>
+      </w:r>
+    </w:p>
+    <w:p>
+      <w:r>
+        <w:t>步骤 3 · 推送：pipeline/loop.py 将 status/loop_status.json、status/REPORT.md 与本轮产物 git add、commit 并 push 到当前分支。</w:t>
+      </w:r>
+    </w:p>
+    <w:p>
+      <w:r>
+        <w:t>步骤 4 · 决策：得分达到阈值则标记 DONE 并结束；否则把失败项写入 status/issues.json，下一轮生成时针对性修复，直至收敛或达到最大迭代次数。</w:t>
+      </w:r>
+    </w:p>
+    <w:p>
+      <w:r>
+        <w:t>自修复的关键：验证失败项直接成为下一轮生成的输入（fixes 集合），循环因此具备定向改进能力，而非简单重试。</w:t>
+      </w:r>
+    </w:p>
+    <w:p>
+      <w:r>
+        <w:t>产物与状态位置：output/doc/report.docx、output/slides/deck.pptx、status/loop_status.json、status/REPORT.md。</w:t>
+      </w:r>
+    </w:p>
+    <w:p>
+      <w:pPr>
+        <w:pStyle w:val="Heading1"/>
+      </w:pPr>
+      <w:r>
+        <w:t>验证清单</w:t>
+      </w:r>
+    </w:p>
+    <w:p>
+      <w:r>
+        <w:t>流水线对每轮产物执行以下 15 项检查，得分 = 通过项权重之和（满分 100）：</w:t>
+      </w:r>
+    </w:p>
+    <w:tbl>
+      <w:tblPr>
+        <w:tblStyle w:val="TableGrid"/>
+        <w:tblW w:type="auto" w:w="0"/>
+        <w:tblLook w:firstColumn="1" w:firstRow="1" w:lastColumn="0" w:lastRow="0" w:noHBand="0" w:noVBand="1" w:val="04A0"/>
+      </w:tblPr>
+      <w:tblGrid>
+        <w:gridCol w:w="2160"/>
+        <w:gridCol w:w="2160"/>
+        <w:gridCol w:w="2160"/>
+        <w:gridCol w:w="2160"/>
+      </w:tblGrid>
+      <w:tr>
+        <w:tc>
+          <w:tcPr>
+            <w:tcW w:type="dxa" w:w="2160"/>
+          </w:tcPr>
+          <w:p>
+            <w:r>
+              <w:t>检查项</w:t>
+            </w:r>
+          </w:p>
+        </w:tc>
+        <w:tc>
+          <w:tcPr>
+            <w:tcW w:type="dxa" w:w="2160"/>
+          </w:tcPr>
+          <w:p>
+            <w:r>
+              <w:t>权重</w:t>
+            </w:r>
+          </w:p>
+        </w:tc>
+        <w:tc>
+          <w:tcPr>
+            <w:tcW w:type="dxa" w:w="2160"/>
+          </w:tcPr>
+          <w:p>
+            <w:r>
+              <w:t>说明</w:t>
+            </w:r>
+          </w:p>
+        </w:tc>
+        <w:tc>
+          <w:tcPr>
+            <w:tcW w:type="dxa" w:w="2160"/>
+          </w:tcPr>
+          <w:p>
+            <w:r>
+              <w:t>本轮结果</w:t>
+            </w:r>
+          </w:p>
+        </w:tc>
+      </w:tr>
+      <w:tr>
+        <w:tc>
+          <w:tcPr>
+            <w:tcW w:type="dxa" w:w="2160"/>
+          </w:tcPr>
+          <w:p>
+            <w:r>
+              <w:t>docx 存在</w:t>
+            </w:r>
+          </w:p>
+        </w:tc>
+        <w:tc>
+          <w:tcPr>
+            <w:tcW w:type="dxa" w:w="2160"/>
+          </w:tcPr>
+          <w:p>
+            <w:r>
+              <w:t>8</w:t>
+            </w:r>
+          </w:p>
+        </w:tc>
+        <w:tc>
+          <w:tcPr>
+            <w:tcW w:type="dxa" w:w="2160"/>
+          </w:tcPr>
+          <w:p>
+            <w:r>
+              <w:t>output/doc/report.docx 存在且非空</w:t>
+            </w:r>
+          </w:p>
+        </w:tc>
+        <w:tc>
+          <w:tcPr>
+            <w:tcW w:type="dxa" w:w="2160"/>
+          </w:tcPr>
+          <w:p>
+            <w:r>
+              <w:t>待本轮验证</w:t>
+            </w:r>
+          </w:p>
+        </w:tc>
+      </w:tr>
+      <w:tr>
+        <w:tc>
+          <w:tcPr>
+            <w:tcW w:type="dxa" w:w="2160"/>
+          </w:tcPr>
+          <w:p>
+            <w:r>
+              <w:t>docx 可打开</w:t>
+            </w:r>
+          </w:p>
+        </w:tc>
+        <w:tc>
+          <w:tcPr>
+            <w:tcW w:type="dxa" w:w="2160"/>
+          </w:tcPr>
+          <w:p>
+            <w:r>
+              <w:t>8</w:t>
+            </w:r>
+          </w:p>
+        </w:tc>
+        <w:tc>
+          <w:tcPr>
+            <w:tcW w:type="dxa" w:w="2160"/>
+          </w:tcPr>
+          <w:p>
+            <w:r>
+              <w:t>python-docx 能正常解析文档</w:t>
+            </w:r>
+          </w:p>
+        </w:tc>
+        <w:tc>
+          <w:tcPr>
+            <w:tcW w:type="dxa" w:w="2160"/>
+          </w:tcPr>
+          <w:p>
+            <w:r>
+              <w:t>待本轮验证</w:t>
+            </w:r>
+          </w:p>
+        </w:tc>
+      </w:tr>
+      <w:tr>
+        <w:tc>
+          <w:tcPr>
+            <w:tcW w:type="dxa" w:w="2160"/>
+          </w:tcPr>
+          <w:p>
+            <w:r>
+              <w:t>docx 段落数量</w:t>
+            </w:r>
+          </w:p>
+        </w:tc>
+        <w:tc>
+          <w:tcPr>
+            <w:tcW w:type="dxa" w:w="2160"/>
+          </w:tcPr>
+          <w:p>
+            <w:r>
+              <w:t>6</w:t>
+            </w:r>
+          </w:p>
+        </w:tc>
+        <w:tc>
+          <w:tcPr>
+            <w:tcW w:type="dxa" w:w="2160"/>
+          </w:tcPr>
+          <w:p>
+            <w:r>
+              <w:t>非空段落 &gt;= 18</w:t>
+            </w:r>
+          </w:p>
+        </w:tc>
+        <w:tc>
+          <w:tcPr>
+            <w:tcW w:type="dxa" w:w="2160"/>
+          </w:tcPr>
+          <w:p>
+            <w:r>
+              <w:t>待本轮验证</w:t>
+            </w:r>
+          </w:p>
+        </w:tc>
+      </w:tr>
+      <w:tr>
+        <w:tc>
+          <w:tcPr>
+            <w:tcW w:type="dxa" w:w="2160"/>
+          </w:tcPr>
+          <w:p>
+            <w:r>
+              <w:t>docx 结构完整</w:t>
+            </w:r>
+          </w:p>
+        </w:tc>
+        <w:tc>
+          <w:tcPr>
+            <w:tcW w:type="dxa" w:w="2160"/>
+          </w:tcPr>
+          <w:p>
+            <w:r>
+              <w:t>6</w:t>
+            </w:r>
+          </w:p>
+        </w:tc>
+        <w:tc>
+          <w:tcPr>
+            <w:tcW w:type="dxa" w:w="2160"/>
+          </w:tcPr>
+          <w:p>
+            <w:r>
+              <w:t>标题/章节数 &gt;= 5</w:t>
+            </w:r>
+          </w:p>
+        </w:tc>
+        <w:tc>
+          <w:tcPr>
+            <w:tcW w:type="dxa" w:w="2160"/>
+          </w:tcPr>
+          <w:p>
+            <w:r>
+              <w:t>待本轮验证</w:t>
+            </w:r>
+          </w:p>
+        </w:tc>
+      </w:tr>
+      <w:tr>
+        <w:tc>
+          <w:tcPr>
+            <w:tcW w:type="dxa" w:w="2160"/>
+          </w:tcPr>
+          <w:p>
+            <w:r>
+              <w:t>docx 内容量</w:t>
+            </w:r>
+          </w:p>
+        </w:tc>
+        <w:tc>
+          <w:tcPr>
+            <w:tcW w:type="dxa" w:w="2160"/>
+          </w:tcPr>
+          <w:p>
+            <w:r>
+              <w:t>8</w:t>
+            </w:r>
+          </w:p>
+        </w:tc>
+        <w:tc>
+          <w:tcPr>
+            <w:tcW w:type="dxa" w:w="2160"/>
+          </w:tcPr>
+          <w:p>
+            <w:r>
+              <w:t>全文字符数 &gt;= 800</w:t>
+            </w:r>
+          </w:p>
+        </w:tc>
+        <w:tc>
+          <w:tcPr>
+            <w:tcW w:type="dxa" w:w="2160"/>
+          </w:tcPr>
+          <w:p>
+            <w:r>
+              <w:t>待本轮验证</w:t>
+            </w:r>
+          </w:p>
+        </w:tc>
+      </w:tr>
+      <w:tr>
+        <w:tc>
+          <w:tcPr>
+            <w:tcW w:type="dxa" w:w="2160"/>
+          </w:tcPr>
+          <w:p>
+            <w:r>
+              <w:t>docx 关键内容</w:t>
+            </w:r>
+          </w:p>
+        </w:tc>
+        <w:tc>
+          <w:tcPr>
+            <w:tcW w:type="dxa" w:w="2160"/>
+          </w:tcPr>
+          <w:p>
+            <w:r>
+              <w:t>8</w:t>
+            </w:r>
+          </w:p>
+        </w:tc>
+        <w:tc>
+          <w:tcPr>
+            <w:tcW w:type="dxa" w:w="2160"/>
+          </w:tcPr>
+          <w:p>
+            <w:r>
+              <w:t>包含 摘要/目标/流程/验证/迭代/流水线 全部关键词</w:t>
+            </w:r>
+          </w:p>
+        </w:tc>
+        <w:tc>
+          <w:tcPr>
+            <w:tcW w:type="dxa" w:w="2160"/>
+          </w:tcPr>
+          <w:p>
+            <w:r>
+              <w:t>待本轮验证</w:t>
+            </w:r>
+          </w:p>
+        </w:tc>
+      </w:tr>
+      <w:tr>
+        <w:tc>
+          <w:tcPr>
+            <w:tcW w:type="dxa" w:w="2160"/>
+          </w:tcPr>
+          <w:p>
+            <w:r>
+              <w:t>docx 元数据</w:t>
+            </w:r>
+          </w:p>
+        </w:tc>
+        <w:tc>
+          <w:tcPr>
+            <w:tcW w:type="dxa" w:w="2160"/>
+          </w:tcPr>
+          <w:p>
+            <w:r>
+              <w:t>6</w:t>
+            </w:r>
+          </w:p>
+        </w:tc>
+        <w:tc>
+          <w:tcPr>
+            <w:tcW w:type="dxa" w:w="2160"/>
+          </w:tcPr>
+          <w:p>
+            <w:r>
+              <w:t>标题与作者元数据已填写</w:t>
+            </w:r>
+          </w:p>
+        </w:tc>
+        <w:tc>
+          <w:tcPr>
+            <w:tcW w:type="dxa" w:w="2160"/>
+          </w:tcPr>
+          <w:p>
+            <w:r>
+              <w:t>待本轮验证</w:t>
+            </w:r>
+          </w:p>
+        </w:tc>
+      </w:tr>
+      <w:tr>
+        <w:tc>
+          <w:tcPr>
+            <w:tcW w:type="dxa" w:w="2160"/>
+          </w:tcPr>
+          <w:p>
+            <w:r>
+              <w:t>docx 无占位符</w:t>
+            </w:r>
+          </w:p>
+        </w:tc>
+        <w:tc>
+          <w:tcPr>
+            <w:tcW w:type="dxa" w:w="2160"/>
+          </w:tcPr>
+          <w:p>
+            <w:r>
+              <w:t>10</w:t>
+            </w:r>
+          </w:p>
+        </w:tc>
+        <w:tc>
+          <w:tcPr>
+            <w:tcW w:type="dxa" w:w="2160"/>
+          </w:tcPr>
+          <w:p>
+            <w:r>
+              <w:t>不含禁止残留标记（清单见 PLACEHOLDER_MARKS）</w:t>
+            </w:r>
+          </w:p>
+        </w:tc>
+        <w:tc>
+          <w:tcPr>
+            <w:tcW w:type="dxa" w:w="2160"/>
+          </w:tcPr>
+          <w:p>
+            <w:r>
+              <w:t>待本轮验证</w:t>
+            </w:r>
+          </w:p>
+        </w:tc>
+      </w:tr>
+      <w:tr>
+        <w:tc>
+          <w:tcPr>
+            <w:tcW w:type="dxa" w:w="2160"/>
+          </w:tcPr>
+          <w:p>
+            <w:r>
+              <w:t>pptx 存在</w:t>
+            </w:r>
+          </w:p>
+        </w:tc>
+        <w:tc>
+          <w:tcPr>
+            <w:tcW w:type="dxa" w:w="2160"/>
+          </w:tcPr>
+          <w:p>
+            <w:r>
+              <w:t>5</w:t>
+            </w:r>
+          </w:p>
+        </w:tc>
+        <w:tc>
+          <w:tcPr>
+            <w:tcW w:type="dxa" w:w="2160"/>
+          </w:tcPr>
+          <w:p>
+            <w:r>
+              <w:t>output/slides/deck.pptx 存在且非空</w:t>
+            </w:r>
+          </w:p>
+        </w:tc>
+        <w:tc>
+          <w:tcPr>
+            <w:tcW w:type="dxa" w:w="2160"/>
+          </w:tcPr>
+          <w:p>
+            <w:r>
+              <w:t>待本轮验证</w:t>
+            </w:r>
+          </w:p>
+        </w:tc>
+      </w:tr>
+      <w:tr>
+        <w:tc>
+          <w:tcPr>
+            <w:tcW w:type="dxa" w:w="2160"/>
+          </w:tcPr>
+          <w:p>
+            <w:r>
+              <w:t>pptx 可打开</w:t>
+            </w:r>
+          </w:p>
+        </w:tc>
+        <w:tc>
+          <w:tcPr>
+            <w:tcW w:type="dxa" w:w="2160"/>
+          </w:tcPr>
+          <w:p>
+            <w:r>
+              <w:t>5</w:t>
+            </w:r>
+          </w:p>
+        </w:tc>
+        <w:tc>
+          <w:tcPr>
+            <w:tcW w:type="dxa" w:w="2160"/>
+          </w:tcPr>
+          <w:p>
+            <w:r>
+              <w:t>python-pptx 能正常解析演示文稿</w:t>
+            </w:r>
+          </w:p>
+        </w:tc>
+        <w:tc>
+          <w:tcPr>
+            <w:tcW w:type="dxa" w:w="2160"/>
+          </w:tcPr>
+          <w:p>
+            <w:r>
+              <w:t>待本轮验证</w:t>
+            </w:r>
+          </w:p>
+        </w:tc>
+      </w:tr>
+      <w:tr>
+        <w:tc>
+          <w:tcPr>
+            <w:tcW w:type="dxa" w:w="2160"/>
+          </w:tcPr>
+          <w:p>
+            <w:r>
+              <w:t>pptx 幻灯片数</w:t>
+            </w:r>
+          </w:p>
+        </w:tc>
+        <w:tc>
+          <w:tcPr>
+            <w:tcW w:type="dxa" w:w="2160"/>
+          </w:tcPr>
+          <w:p>
+            <w:r>
+              <w:t>10</w:t>
+            </w:r>
+          </w:p>
+        </w:tc>
+        <w:tc>
+          <w:tcPr>
+            <w:tcW w:type="dxa" w:w="2160"/>
+          </w:tcPr>
+          <w:p>
+            <w:r>
+              <w:t>幻灯片 &gt;= 6 页</w:t>
+            </w:r>
+          </w:p>
+        </w:tc>
+        <w:tc>
+          <w:tcPr>
+            <w:tcW w:type="dxa" w:w="2160"/>
+          </w:tcPr>
+          <w:p>
+            <w:r>
+              <w:t>待本轮验证</w:t>
+            </w:r>
+          </w:p>
+        </w:tc>
+      </w:tr>
+      <w:tr>
+        <w:tc>
+          <w:tcPr>
+            <w:tcW w:type="dxa" w:w="2160"/>
+          </w:tcPr>
+          <w:p>
+            <w:r>
+              <w:t>pptx 封面</w:t>
+            </w:r>
+          </w:p>
+        </w:tc>
+        <w:tc>
+          <w:tcPr>
+            <w:tcW w:type="dxa" w:w="2160"/>
+          </w:tcPr>
+          <w:p>
+            <w:r>
+              <w:t>4</w:t>
+            </w:r>
+          </w:p>
+        </w:tc>
+        <w:tc>
+          <w:tcPr>
+            <w:tcW w:type="dxa" w:w="2160"/>
+          </w:tcPr>
+          <w:p>
+            <w:r>
+              <w:t>第 1 页为含标题的封面页</w:t>
+            </w:r>
+          </w:p>
+        </w:tc>
+        <w:tc>
+          <w:tcPr>
+            <w:tcW w:type="dxa" w:w="2160"/>
+          </w:tcPr>
+          <w:p>
+            <w:r>
+              <w:t>待本轮验证</w:t>
+            </w:r>
+          </w:p>
+        </w:tc>
+      </w:tr>
+      <w:tr>
+        <w:tc>
+          <w:tcPr>
+            <w:tcW w:type="dxa" w:w="2160"/>
+          </w:tcPr>
+          <w:p>
+            <w:r>
+              <w:t>pptx 元数据</w:t>
+            </w:r>
+          </w:p>
+        </w:tc>
+        <w:tc>
+          <w:tcPr>
+            <w:tcW w:type="dxa" w:w="2160"/>
+          </w:tcPr>
+          <w:p>
+            <w:r>
+              <w:t>4</w:t>
+            </w:r>
+          </w:p>
+        </w:tc>
+        <w:tc>
+          <w:tcPr>
+            <w:tcW w:type="dxa" w:w="2160"/>
+          </w:tcPr>
+          <w:p>
+            <w:r>
+              <w:t>标题与作者元数据已填写</w:t>
+            </w:r>
+          </w:p>
+        </w:tc>
+        <w:tc>
+          <w:tcPr>
+            <w:tcW w:type="dxa" w:w="2160"/>
+          </w:tcPr>
+          <w:p>
+            <w:r>
+              <w:t>待本轮验证</w:t>
+            </w:r>
+          </w:p>
+        </w:tc>
+      </w:tr>
+      <w:tr>
+        <w:tc>
+          <w:tcPr>
+            <w:tcW w:type="dxa" w:w="2160"/>
+          </w:tcPr>
+          <w:p>
+            <w:r>
+              <w:t>pptx 无占位符</w:t>
+            </w:r>
+          </w:p>
+        </w:tc>
+        <w:tc>
+          <w:tcPr>
+            <w:tcW w:type="dxa" w:w="2160"/>
+          </w:tcPr>
+          <w:p>
+            <w:r>
+              <w:t>7</w:t>
+            </w:r>
+          </w:p>
+        </w:tc>
+        <w:tc>
+          <w:tcPr>
+            <w:tcW w:type="dxa" w:w="2160"/>
+          </w:tcPr>
+          <w:p>
+            <w:r>
+              <w:t>不含禁止残留标记（清单见 PLACEHOLDER_MARKS）</w:t>
+            </w:r>
+          </w:p>
+        </w:tc>
+        <w:tc>
+          <w:tcPr>
+            <w:tcW w:type="dxa" w:w="2160"/>
+          </w:tcPr>
+          <w:p>
+            <w:r>
+              <w:t>待本轮验证</w:t>
+            </w:r>
+          </w:p>
+        </w:tc>
+      </w:tr>
+      <w:tr>
+        <w:tc>
+          <w:tcPr>
+            <w:tcW w:type="dxa" w:w="2160"/>
+          </w:tcPr>
+          <w:p>
+            <w:r>
+              <w:t>状态文件</w:t>
+            </w:r>
+          </w:p>
+        </w:tc>
+        <w:tc>
+          <w:tcPr>
+            <w:tcW w:type="dxa" w:w="2160"/>
+          </w:tcPr>
+          <w:p>
+            <w:r>
+              <w:t>5</w:t>
+            </w:r>
+          </w:p>
+        </w:tc>
+        <w:tc>
+          <w:tcPr>
+            <w:tcW w:type="dxa" w:w="2160"/>
+          </w:tcPr>
+          <w:p>
+            <w:r>
+              <w:t>status/loop_status.json 存在、可解析且含迭代/得分字段</w:t>
+            </w:r>
+          </w:p>
+        </w:tc>
+        <w:tc>
+          <w:tcPr>
+            <w:tcW w:type="dxa" w:w="2160"/>
+          </w:tcPr>
+          <w:p>
+            <w:r>
+              <w:t>待本轮验证</w:t>
+            </w:r>
+          </w:p>
+        </w:tc>
+      </w:tr>
+    </w:tbl>
+    <w:p>
+      <w:pPr>
+        <w:pStyle w:val="Heading1"/>
+      </w:pPr>
+      <w:r>
+        <w:t>迭代记录</w:t>
+      </w:r>
+    </w:p>
+    <w:p>
+      <w:r>
+        <w:t>各轮迭代的得分与状态（由 pipeline/loop.py 自动记录并推送）：</w:t>
+      </w:r>
+    </w:p>
+    <w:tbl>
+      <w:tblPr>
+        <w:tblStyle w:val="TableGrid"/>
+        <w:tblW w:type="auto" w:w="0"/>
+        <w:tblLook w:firstColumn="1" w:firstRow="1" w:lastColumn="0" w:lastRow="0" w:noHBand="0" w:noVBand="1" w:val="04A0"/>
+      </w:tblPr>
+      <w:tblGrid>
+        <w:gridCol w:w="1728"/>
+        <w:gridCol w:w="1728"/>
+        <w:gridCol w:w="1728"/>
+        <w:gridCol w:w="1728"/>
+        <w:gridCol w:w="1728"/>
+      </w:tblGrid>
+      <w:tr>
+        <w:tc>
+          <w:tcPr>
+            <w:tcW w:type="dxa" w:w="1728"/>
+          </w:tcPr>
+          <w:p>
+            <w:r>
+              <w:t>迭代</w:t>
+            </w:r>
+          </w:p>
+        </w:tc>
+        <w:tc>
+          <w:tcPr>
+            <w:tcW w:type="dxa" w:w="1728"/>
+          </w:tcPr>
+          <w:p>
+            <w:r>
+              <w:t>得分</w:t>
+            </w:r>
+          </w:p>
+        </w:tc>
+        <w:tc>
+          <w:tcPr>
+            <w:tcW w:type="dxa" w:w="1728"/>
+          </w:tcPr>
+          <w:p>
+            <w:r>
+              <w:t>失败项</w:t>
+            </w:r>
+          </w:p>
+        </w:tc>
+        <w:tc>
+          <w:tcPr>
+            <w:tcW w:type="dxa" w:w="1728"/>
+          </w:tcPr>
+          <w:p>
+            <w:r>
+              <w:t>状态</w:t>
+            </w:r>
+          </w:p>
+        </w:tc>
+        <w:tc>
+          <w:tcPr>
+            <w:tcW w:type="dxa" w:w="1728"/>
+          </w:tcPr>
+          <w:p>
+            <w:r>
+              <w:t>推送</w:t>
+            </w:r>
+          </w:p>
+        </w:tc>
+      </w:tr>
+      <w:tr>
+        <w:tc>
+          <w:tcPr>
+            <w:tcW w:type="dxa" w:w="1728"/>
+          </w:tcPr>
+          <w:p>
+            <w:r>
+              <w:t>1</w:t>
+            </w:r>
+          </w:p>
+        </w:tc>
+        <w:tc>
+          <w:tcPr>
+            <w:tcW w:type="dxa" w:w="1728"/>
+          </w:tcPr>
+          <w:p>
+            <w:r>
+              <w:t>43/100</w:t>
+            </w:r>
+          </w:p>
+        </w:tc>
+        <w:tc>
+          <w:tcPr>
+            <w:tcW w:type="dxa" w:w="1728"/>
+          </w:tcPr>
+          <w:p>
+            <w:r>
+              <w:t>8</w:t>
+            </w:r>
+          </w:p>
+        </w:tc>
+        <w:tc>
+          <w:tcPr>
+            <w:tcW w:type="dxa" w:w="1728"/>
+          </w:tcPr>
+          <w:p>
+            <w:r>
+              <w:t>ITERATING</w:t>
+            </w:r>
+          </w:p>
+        </w:tc>
+        <w:tc>
+          <w:tcPr>
+            <w:tcW w:type="dxa" w:w="1728"/>
+          </w:tcPr>
+          <w:p>
+            <w:r>
+              <w:t>ok</w:t>
+            </w:r>
+          </w:p>
+        </w:tc>
+      </w:tr>
+    </w:tbl>
+    <w:p>
+      <w:pPr>
+        <w:pStyle w:val="Heading1"/>
+      </w:pPr>
+      <w:r>
+        <w:t>结论</w:t>
+      </w:r>
+    </w:p>
+    <w:p>
+      <w:r>
+        <w:t>产物位置：output/doc/report.docx（Word 报告）、output/slides/deck.pptx（PPT 演示）。</w:t>
+      </w:r>
+    </w:p>
+    <w:p>
+      <w:r>
+        <w:t>状态追溯：status/loop_status.json（机器可读）、status/REPORT.md（人类可读），每轮迭代均提交并推送到分支。</w:t>
+      </w:r>
+    </w:p>
+    <w:p>
+      <w:r>
+        <w:t>本版本为自循环自动修订版：依据上一轮验证失败项针对性修复生成，本轮最终验证结果以 status/ 目录与分支提交记录为准。</w:t>
       </w:r>
     </w:p>
     <w:sectPr>

--- a/output/doc/report.docx
+++ b/output/doc/report.docx
@@ -81,988 +81,12 @@
     </w:p>
     <w:p>
       <w:r>
-        <w:t>步骤 1 · 生成：skills/docx_skill.py 与 skills/pptx_skill.py 依据 pipeline/content_spec.py 的内容模型，产出 Word 报告与 PPT 演示文稿。</w:t>
+        <w:t>（初稿：流程说明将在后续迭代中由自循环补齐）</w:t>
       </w:r>
     </w:p>
     <w:p>
       <w:r>
-        <w:t>步骤 2 · 验证：skills/validator.py 执行 15 项检查（存在性、可打开性、段落/幻灯片数量、关键内容、元数据、残留文本、状态文件），输出 0-100 分与失败项清单。</w:t>
-      </w:r>
-    </w:p>
-    <w:p>
-      <w:r>
-        <w:t>步骤 3 · 推送：pipeline/loop.py 将 status/loop_status.json、status/REPORT.md 与本轮产物 git add、commit 并 push 到当前分支。</w:t>
-      </w:r>
-    </w:p>
-    <w:p>
-      <w:r>
-        <w:t>步骤 4 · 决策：得分达到阈值则标记 DONE 并结束；否则把失败项写入 status/issues.json，下一轮生成时针对性修复，直至收敛或达到最大迭代次数。</w:t>
-      </w:r>
-    </w:p>
-    <w:p>
-      <w:r>
-        <w:t>自修复的关键：验证失败项直接成为下一轮生成的输入（fixes 集合），循环因此具备定向改进能力，而非简单重试。</w:t>
-      </w:r>
-    </w:p>
-    <w:p>
-      <w:r>
-        <w:t>产物与状态位置：output/doc/report.docx、output/slides/deck.pptx、status/loop_status.json、status/REPORT.md。</w:t>
-      </w:r>
-    </w:p>
-    <w:p>
-      <w:pPr>
-        <w:pStyle w:val="Heading1"/>
-      </w:pPr>
-      <w:r>
-        <w:t>验证清单</w:t>
-      </w:r>
-    </w:p>
-    <w:p>
-      <w:r>
-        <w:t>流水线对每轮产物执行以下 15 项检查，得分 = 通过项权重之和（满分 100）：</w:t>
-      </w:r>
-    </w:p>
-    <w:tbl>
-      <w:tblPr>
-        <w:tblStyle w:val="TableGrid"/>
-        <w:tblW w:type="auto" w:w="0"/>
-        <w:tblLook w:firstColumn="1" w:firstRow="1" w:lastColumn="0" w:lastRow="0" w:noHBand="0" w:noVBand="1" w:val="04A0"/>
-      </w:tblPr>
-      <w:tblGrid>
-        <w:gridCol w:w="2160"/>
-        <w:gridCol w:w="2160"/>
-        <w:gridCol w:w="2160"/>
-        <w:gridCol w:w="2160"/>
-      </w:tblGrid>
-      <w:tr>
-        <w:tc>
-          <w:tcPr>
-            <w:tcW w:type="dxa" w:w="2160"/>
-          </w:tcPr>
-          <w:p>
-            <w:r>
-              <w:t>检查项</w:t>
-            </w:r>
-          </w:p>
-        </w:tc>
-        <w:tc>
-          <w:tcPr>
-            <w:tcW w:type="dxa" w:w="2160"/>
-          </w:tcPr>
-          <w:p>
-            <w:r>
-              <w:t>权重</w:t>
-            </w:r>
-          </w:p>
-        </w:tc>
-        <w:tc>
-          <w:tcPr>
-            <w:tcW w:type="dxa" w:w="2160"/>
-          </w:tcPr>
-          <w:p>
-            <w:r>
-              <w:t>说明</w:t>
-            </w:r>
-          </w:p>
-        </w:tc>
-        <w:tc>
-          <w:tcPr>
-            <w:tcW w:type="dxa" w:w="2160"/>
-          </w:tcPr>
-          <w:p>
-            <w:r>
-              <w:t>本轮结果</w:t>
-            </w:r>
-          </w:p>
-        </w:tc>
-      </w:tr>
-      <w:tr>
-        <w:tc>
-          <w:tcPr>
-            <w:tcW w:type="dxa" w:w="2160"/>
-          </w:tcPr>
-          <w:p>
-            <w:r>
-              <w:t>docx 存在</w:t>
-            </w:r>
-          </w:p>
-        </w:tc>
-        <w:tc>
-          <w:tcPr>
-            <w:tcW w:type="dxa" w:w="2160"/>
-          </w:tcPr>
-          <w:p>
-            <w:r>
-              <w:t>8</w:t>
-            </w:r>
-          </w:p>
-        </w:tc>
-        <w:tc>
-          <w:tcPr>
-            <w:tcW w:type="dxa" w:w="2160"/>
-          </w:tcPr>
-          <w:p>
-            <w:r>
-              <w:t>output/doc/report.docx 存在且非空</w:t>
-            </w:r>
-          </w:p>
-        </w:tc>
-        <w:tc>
-          <w:tcPr>
-            <w:tcW w:type="dxa" w:w="2160"/>
-          </w:tcPr>
-          <w:p>
-            <w:r>
-              <w:t>待本轮验证</w:t>
-            </w:r>
-          </w:p>
-        </w:tc>
-      </w:tr>
-      <w:tr>
-        <w:tc>
-          <w:tcPr>
-            <w:tcW w:type="dxa" w:w="2160"/>
-          </w:tcPr>
-          <w:p>
-            <w:r>
-              <w:t>docx 可打开</w:t>
-            </w:r>
-          </w:p>
-        </w:tc>
-        <w:tc>
-          <w:tcPr>
-            <w:tcW w:type="dxa" w:w="2160"/>
-          </w:tcPr>
-          <w:p>
-            <w:r>
-              <w:t>8</w:t>
-            </w:r>
-          </w:p>
-        </w:tc>
-        <w:tc>
-          <w:tcPr>
-            <w:tcW w:type="dxa" w:w="2160"/>
-          </w:tcPr>
-          <w:p>
-            <w:r>
-              <w:t>python-docx 能正常解析文档</w:t>
-            </w:r>
-          </w:p>
-        </w:tc>
-        <w:tc>
-          <w:tcPr>
-            <w:tcW w:type="dxa" w:w="2160"/>
-          </w:tcPr>
-          <w:p>
-            <w:r>
-              <w:t>待本轮验证</w:t>
-            </w:r>
-          </w:p>
-        </w:tc>
-      </w:tr>
-      <w:tr>
-        <w:tc>
-          <w:tcPr>
-            <w:tcW w:type="dxa" w:w="2160"/>
-          </w:tcPr>
-          <w:p>
-            <w:r>
-              <w:t>docx 段落数量</w:t>
-            </w:r>
-          </w:p>
-        </w:tc>
-        <w:tc>
-          <w:tcPr>
-            <w:tcW w:type="dxa" w:w="2160"/>
-          </w:tcPr>
-          <w:p>
-            <w:r>
-              <w:t>6</w:t>
-            </w:r>
-          </w:p>
-        </w:tc>
-        <w:tc>
-          <w:tcPr>
-            <w:tcW w:type="dxa" w:w="2160"/>
-          </w:tcPr>
-          <w:p>
-            <w:r>
-              <w:t>非空段落 &gt;= 18</w:t>
-            </w:r>
-          </w:p>
-        </w:tc>
-        <w:tc>
-          <w:tcPr>
-            <w:tcW w:type="dxa" w:w="2160"/>
-          </w:tcPr>
-          <w:p>
-            <w:r>
-              <w:t>待本轮验证</w:t>
-            </w:r>
-          </w:p>
-        </w:tc>
-      </w:tr>
-      <w:tr>
-        <w:tc>
-          <w:tcPr>
-            <w:tcW w:type="dxa" w:w="2160"/>
-          </w:tcPr>
-          <w:p>
-            <w:r>
-              <w:t>docx 结构完整</w:t>
-            </w:r>
-          </w:p>
-        </w:tc>
-        <w:tc>
-          <w:tcPr>
-            <w:tcW w:type="dxa" w:w="2160"/>
-          </w:tcPr>
-          <w:p>
-            <w:r>
-              <w:t>6</w:t>
-            </w:r>
-          </w:p>
-        </w:tc>
-        <w:tc>
-          <w:tcPr>
-            <w:tcW w:type="dxa" w:w="2160"/>
-          </w:tcPr>
-          <w:p>
-            <w:r>
-              <w:t>标题/章节数 &gt;= 5</w:t>
-            </w:r>
-          </w:p>
-        </w:tc>
-        <w:tc>
-          <w:tcPr>
-            <w:tcW w:type="dxa" w:w="2160"/>
-          </w:tcPr>
-          <w:p>
-            <w:r>
-              <w:t>待本轮验证</w:t>
-            </w:r>
-          </w:p>
-        </w:tc>
-      </w:tr>
-      <w:tr>
-        <w:tc>
-          <w:tcPr>
-            <w:tcW w:type="dxa" w:w="2160"/>
-          </w:tcPr>
-          <w:p>
-            <w:r>
-              <w:t>docx 内容量</w:t>
-            </w:r>
-          </w:p>
-        </w:tc>
-        <w:tc>
-          <w:tcPr>
-            <w:tcW w:type="dxa" w:w="2160"/>
-          </w:tcPr>
-          <w:p>
-            <w:r>
-              <w:t>8</w:t>
-            </w:r>
-          </w:p>
-        </w:tc>
-        <w:tc>
-          <w:tcPr>
-            <w:tcW w:type="dxa" w:w="2160"/>
-          </w:tcPr>
-          <w:p>
-            <w:r>
-              <w:t>全文字符数 &gt;= 800</w:t>
-            </w:r>
-          </w:p>
-        </w:tc>
-        <w:tc>
-          <w:tcPr>
-            <w:tcW w:type="dxa" w:w="2160"/>
-          </w:tcPr>
-          <w:p>
-            <w:r>
-              <w:t>待本轮验证</w:t>
-            </w:r>
-          </w:p>
-        </w:tc>
-      </w:tr>
-      <w:tr>
-        <w:tc>
-          <w:tcPr>
-            <w:tcW w:type="dxa" w:w="2160"/>
-          </w:tcPr>
-          <w:p>
-            <w:r>
-              <w:t>docx 关键内容</w:t>
-            </w:r>
-          </w:p>
-        </w:tc>
-        <w:tc>
-          <w:tcPr>
-            <w:tcW w:type="dxa" w:w="2160"/>
-          </w:tcPr>
-          <w:p>
-            <w:r>
-              <w:t>8</w:t>
-            </w:r>
-          </w:p>
-        </w:tc>
-        <w:tc>
-          <w:tcPr>
-            <w:tcW w:type="dxa" w:w="2160"/>
-          </w:tcPr>
-          <w:p>
-            <w:r>
-              <w:t>包含 摘要/目标/流程/验证/迭代/流水线 全部关键词</w:t>
-            </w:r>
-          </w:p>
-        </w:tc>
-        <w:tc>
-          <w:tcPr>
-            <w:tcW w:type="dxa" w:w="2160"/>
-          </w:tcPr>
-          <w:p>
-            <w:r>
-              <w:t>待本轮验证</w:t>
-            </w:r>
-          </w:p>
-        </w:tc>
-      </w:tr>
-      <w:tr>
-        <w:tc>
-          <w:tcPr>
-            <w:tcW w:type="dxa" w:w="2160"/>
-          </w:tcPr>
-          <w:p>
-            <w:r>
-              <w:t>docx 元数据</w:t>
-            </w:r>
-          </w:p>
-        </w:tc>
-        <w:tc>
-          <w:tcPr>
-            <w:tcW w:type="dxa" w:w="2160"/>
-          </w:tcPr>
-          <w:p>
-            <w:r>
-              <w:t>6</w:t>
-            </w:r>
-          </w:p>
-        </w:tc>
-        <w:tc>
-          <w:tcPr>
-            <w:tcW w:type="dxa" w:w="2160"/>
-          </w:tcPr>
-          <w:p>
-            <w:r>
-              <w:t>标题与作者元数据已填写</w:t>
-            </w:r>
-          </w:p>
-        </w:tc>
-        <w:tc>
-          <w:tcPr>
-            <w:tcW w:type="dxa" w:w="2160"/>
-          </w:tcPr>
-          <w:p>
-            <w:r>
-              <w:t>待本轮验证</w:t>
-            </w:r>
-          </w:p>
-        </w:tc>
-      </w:tr>
-      <w:tr>
-        <w:tc>
-          <w:tcPr>
-            <w:tcW w:type="dxa" w:w="2160"/>
-          </w:tcPr>
-          <w:p>
-            <w:r>
-              <w:t>docx 无占位符</w:t>
-            </w:r>
-          </w:p>
-        </w:tc>
-        <w:tc>
-          <w:tcPr>
-            <w:tcW w:type="dxa" w:w="2160"/>
-          </w:tcPr>
-          <w:p>
-            <w:r>
-              <w:t>10</w:t>
-            </w:r>
-          </w:p>
-        </w:tc>
-        <w:tc>
-          <w:tcPr>
-            <w:tcW w:type="dxa" w:w="2160"/>
-          </w:tcPr>
-          <w:p>
-            <w:r>
-              <w:t>不含禁止残留标记（清单见 PLACEHOLDER_MARKS）</w:t>
-            </w:r>
-          </w:p>
-        </w:tc>
-        <w:tc>
-          <w:tcPr>
-            <w:tcW w:type="dxa" w:w="2160"/>
-          </w:tcPr>
-          <w:p>
-            <w:r>
-              <w:t>待本轮验证</w:t>
-            </w:r>
-          </w:p>
-        </w:tc>
-      </w:tr>
-      <w:tr>
-        <w:tc>
-          <w:tcPr>
-            <w:tcW w:type="dxa" w:w="2160"/>
-          </w:tcPr>
-          <w:p>
-            <w:r>
-              <w:t>pptx 存在</w:t>
-            </w:r>
-          </w:p>
-        </w:tc>
-        <w:tc>
-          <w:tcPr>
-            <w:tcW w:type="dxa" w:w="2160"/>
-          </w:tcPr>
-          <w:p>
-            <w:r>
-              <w:t>5</w:t>
-            </w:r>
-          </w:p>
-        </w:tc>
-        <w:tc>
-          <w:tcPr>
-            <w:tcW w:type="dxa" w:w="2160"/>
-          </w:tcPr>
-          <w:p>
-            <w:r>
-              <w:t>output/slides/deck.pptx 存在且非空</w:t>
-            </w:r>
-          </w:p>
-        </w:tc>
-        <w:tc>
-          <w:tcPr>
-            <w:tcW w:type="dxa" w:w="2160"/>
-          </w:tcPr>
-          <w:p>
-            <w:r>
-              <w:t>待本轮验证</w:t>
-            </w:r>
-          </w:p>
-        </w:tc>
-      </w:tr>
-      <w:tr>
-        <w:tc>
-          <w:tcPr>
-            <w:tcW w:type="dxa" w:w="2160"/>
-          </w:tcPr>
-          <w:p>
-            <w:r>
-              <w:t>pptx 可打开</w:t>
-            </w:r>
-          </w:p>
-        </w:tc>
-        <w:tc>
-          <w:tcPr>
-            <w:tcW w:type="dxa" w:w="2160"/>
-          </w:tcPr>
-          <w:p>
-            <w:r>
-              <w:t>5</w:t>
-            </w:r>
-          </w:p>
-        </w:tc>
-        <w:tc>
-          <w:tcPr>
-            <w:tcW w:type="dxa" w:w="2160"/>
-          </w:tcPr>
-          <w:p>
-            <w:r>
-              <w:t>python-pptx 能正常解析演示文稿</w:t>
-            </w:r>
-          </w:p>
-        </w:tc>
-        <w:tc>
-          <w:tcPr>
-            <w:tcW w:type="dxa" w:w="2160"/>
-          </w:tcPr>
-          <w:p>
-            <w:r>
-              <w:t>待本轮验证</w:t>
-            </w:r>
-          </w:p>
-        </w:tc>
-      </w:tr>
-      <w:tr>
-        <w:tc>
-          <w:tcPr>
-            <w:tcW w:type="dxa" w:w="2160"/>
-          </w:tcPr>
-          <w:p>
-            <w:r>
-              <w:t>pptx 幻灯片数</w:t>
-            </w:r>
-          </w:p>
-        </w:tc>
-        <w:tc>
-          <w:tcPr>
-            <w:tcW w:type="dxa" w:w="2160"/>
-          </w:tcPr>
-          <w:p>
-            <w:r>
-              <w:t>10</w:t>
-            </w:r>
-          </w:p>
-        </w:tc>
-        <w:tc>
-          <w:tcPr>
-            <w:tcW w:type="dxa" w:w="2160"/>
-          </w:tcPr>
-          <w:p>
-            <w:r>
-              <w:t>幻灯片 &gt;= 6 页</w:t>
-            </w:r>
-          </w:p>
-        </w:tc>
-        <w:tc>
-          <w:tcPr>
-            <w:tcW w:type="dxa" w:w="2160"/>
-          </w:tcPr>
-          <w:p>
-            <w:r>
-              <w:t>待本轮验证</w:t>
-            </w:r>
-          </w:p>
-        </w:tc>
-      </w:tr>
-      <w:tr>
-        <w:tc>
-          <w:tcPr>
-            <w:tcW w:type="dxa" w:w="2160"/>
-          </w:tcPr>
-          <w:p>
-            <w:r>
-              <w:t>pptx 封面</w:t>
-            </w:r>
-          </w:p>
-        </w:tc>
-        <w:tc>
-          <w:tcPr>
-            <w:tcW w:type="dxa" w:w="2160"/>
-          </w:tcPr>
-          <w:p>
-            <w:r>
-              <w:t>4</w:t>
-            </w:r>
-          </w:p>
-        </w:tc>
-        <w:tc>
-          <w:tcPr>
-            <w:tcW w:type="dxa" w:w="2160"/>
-          </w:tcPr>
-          <w:p>
-            <w:r>
-              <w:t>第 1 页为含标题的封面页</w:t>
-            </w:r>
-          </w:p>
-        </w:tc>
-        <w:tc>
-          <w:tcPr>
-            <w:tcW w:type="dxa" w:w="2160"/>
-          </w:tcPr>
-          <w:p>
-            <w:r>
-              <w:t>待本轮验证</w:t>
-            </w:r>
-          </w:p>
-        </w:tc>
-      </w:tr>
-      <w:tr>
-        <w:tc>
-          <w:tcPr>
-            <w:tcW w:type="dxa" w:w="2160"/>
-          </w:tcPr>
-          <w:p>
-            <w:r>
-              <w:t>pptx 元数据</w:t>
-            </w:r>
-          </w:p>
-        </w:tc>
-        <w:tc>
-          <w:tcPr>
-            <w:tcW w:type="dxa" w:w="2160"/>
-          </w:tcPr>
-          <w:p>
-            <w:r>
-              <w:t>4</w:t>
-            </w:r>
-          </w:p>
-        </w:tc>
-        <w:tc>
-          <w:tcPr>
-            <w:tcW w:type="dxa" w:w="2160"/>
-          </w:tcPr>
-          <w:p>
-            <w:r>
-              <w:t>标题与作者元数据已填写</w:t>
-            </w:r>
-          </w:p>
-        </w:tc>
-        <w:tc>
-          <w:tcPr>
-            <w:tcW w:type="dxa" w:w="2160"/>
-          </w:tcPr>
-          <w:p>
-            <w:r>
-              <w:t>待本轮验证</w:t>
-            </w:r>
-          </w:p>
-        </w:tc>
-      </w:tr>
-      <w:tr>
-        <w:tc>
-          <w:tcPr>
-            <w:tcW w:type="dxa" w:w="2160"/>
-          </w:tcPr>
-          <w:p>
-            <w:r>
-              <w:t>pptx 无占位符</w:t>
-            </w:r>
-          </w:p>
-        </w:tc>
-        <w:tc>
-          <w:tcPr>
-            <w:tcW w:type="dxa" w:w="2160"/>
-          </w:tcPr>
-          <w:p>
-            <w:r>
-              <w:t>7</w:t>
-            </w:r>
-          </w:p>
-        </w:tc>
-        <w:tc>
-          <w:tcPr>
-            <w:tcW w:type="dxa" w:w="2160"/>
-          </w:tcPr>
-          <w:p>
-            <w:r>
-              <w:t>不含禁止残留标记（清单见 PLACEHOLDER_MARKS）</w:t>
-            </w:r>
-          </w:p>
-        </w:tc>
-        <w:tc>
-          <w:tcPr>
-            <w:tcW w:type="dxa" w:w="2160"/>
-          </w:tcPr>
-          <w:p>
-            <w:r>
-              <w:t>待本轮验证</w:t>
-            </w:r>
-          </w:p>
-        </w:tc>
-      </w:tr>
-      <w:tr>
-        <w:tc>
-          <w:tcPr>
-            <w:tcW w:type="dxa" w:w="2160"/>
-          </w:tcPr>
-          <w:p>
-            <w:r>
-              <w:t>状态文件</w:t>
-            </w:r>
-          </w:p>
-        </w:tc>
-        <w:tc>
-          <w:tcPr>
-            <w:tcW w:type="dxa" w:w="2160"/>
-          </w:tcPr>
-          <w:p>
-            <w:r>
-              <w:t>5</w:t>
-            </w:r>
-          </w:p>
-        </w:tc>
-        <w:tc>
-          <w:tcPr>
-            <w:tcW w:type="dxa" w:w="2160"/>
-          </w:tcPr>
-          <w:p>
-            <w:r>
-              <w:t>status/loop_status.json 存在、可解析且含迭代/得分字段</w:t>
-            </w:r>
-          </w:p>
-        </w:tc>
-        <w:tc>
-          <w:tcPr>
-            <w:tcW w:type="dxa" w:w="2160"/>
-          </w:tcPr>
-          <w:p>
-            <w:r>
-              <w:t>待本轮验证</w:t>
-            </w:r>
-          </w:p>
-        </w:tc>
-      </w:tr>
-    </w:tbl>
-    <w:p>
-      <w:pPr>
-        <w:pStyle w:val="Heading1"/>
-      </w:pPr>
-      <w:r>
-        <w:t>迭代记录</w:t>
-      </w:r>
-    </w:p>
-    <w:p>
-      <w:r>
-        <w:t>各轮迭代的得分与状态（由 pipeline/loop.py 自动记录并推送）：</w:t>
-      </w:r>
-    </w:p>
-    <w:tbl>
-      <w:tblPr>
-        <w:tblStyle w:val="TableGrid"/>
-        <w:tblW w:type="auto" w:w="0"/>
-        <w:tblLook w:firstColumn="1" w:firstRow="1" w:lastColumn="0" w:lastRow="0" w:noHBand="0" w:noVBand="1" w:val="04A0"/>
-      </w:tblPr>
-      <w:tblGrid>
-        <w:gridCol w:w="1728"/>
-        <w:gridCol w:w="1728"/>
-        <w:gridCol w:w="1728"/>
-        <w:gridCol w:w="1728"/>
-        <w:gridCol w:w="1728"/>
-      </w:tblGrid>
-      <w:tr>
-        <w:tc>
-          <w:tcPr>
-            <w:tcW w:type="dxa" w:w="1728"/>
-          </w:tcPr>
-          <w:p>
-            <w:r>
-              <w:t>迭代</w:t>
-            </w:r>
-          </w:p>
-        </w:tc>
-        <w:tc>
-          <w:tcPr>
-            <w:tcW w:type="dxa" w:w="1728"/>
-          </w:tcPr>
-          <w:p>
-            <w:r>
-              <w:t>得分</w:t>
-            </w:r>
-          </w:p>
-        </w:tc>
-        <w:tc>
-          <w:tcPr>
-            <w:tcW w:type="dxa" w:w="1728"/>
-          </w:tcPr>
-          <w:p>
-            <w:r>
-              <w:t>失败项</w:t>
-            </w:r>
-          </w:p>
-        </w:tc>
-        <w:tc>
-          <w:tcPr>
-            <w:tcW w:type="dxa" w:w="1728"/>
-          </w:tcPr>
-          <w:p>
-            <w:r>
-              <w:t>状态</w:t>
-            </w:r>
-          </w:p>
-        </w:tc>
-        <w:tc>
-          <w:tcPr>
-            <w:tcW w:type="dxa" w:w="1728"/>
-          </w:tcPr>
-          <w:p>
-            <w:r>
-              <w:t>推送</w:t>
-            </w:r>
-          </w:p>
-        </w:tc>
-      </w:tr>
-      <w:tr>
-        <w:tc>
-          <w:tcPr>
-            <w:tcW w:type="dxa" w:w="1728"/>
-          </w:tcPr>
-          <w:p>
-            <w:r>
-              <w:t>1</w:t>
-            </w:r>
-          </w:p>
-        </w:tc>
-        <w:tc>
-          <w:tcPr>
-            <w:tcW w:type="dxa" w:w="1728"/>
-          </w:tcPr>
-          <w:p>
-            <w:r>
-              <w:t>43/100</w:t>
-            </w:r>
-          </w:p>
-        </w:tc>
-        <w:tc>
-          <w:tcPr>
-            <w:tcW w:type="dxa" w:w="1728"/>
-          </w:tcPr>
-          <w:p>
-            <w:r>
-              <w:t>8</w:t>
-            </w:r>
-          </w:p>
-        </w:tc>
-        <w:tc>
-          <w:tcPr>
-            <w:tcW w:type="dxa" w:w="1728"/>
-          </w:tcPr>
-          <w:p>
-            <w:r>
-              <w:t>ITERATING</w:t>
-            </w:r>
-          </w:p>
-        </w:tc>
-        <w:tc>
-          <w:tcPr>
-            <w:tcW w:type="dxa" w:w="1728"/>
-          </w:tcPr>
-          <w:p>
-            <w:r>
-              <w:t>ok</w:t>
-            </w:r>
-          </w:p>
-        </w:tc>
-      </w:tr>
-      <w:tr>
-        <w:tc>
-          <w:tcPr>
-            <w:tcW w:type="dxa" w:w="1728"/>
-          </w:tcPr>
-          <w:p>
-            <w:r>
-              <w:t>2</w:t>
-            </w:r>
-          </w:p>
-        </w:tc>
-        <w:tc>
-          <w:tcPr>
-            <w:tcW w:type="dxa" w:w="1728"/>
-          </w:tcPr>
-          <w:p>
-            <w:r>
-              <w:t>90/100</w:t>
-            </w:r>
-          </w:p>
-        </w:tc>
-        <w:tc>
-          <w:tcPr>
-            <w:tcW w:type="dxa" w:w="1728"/>
-          </w:tcPr>
-          <w:p>
-            <w:r>
-              <w:t>1</w:t>
-            </w:r>
-          </w:p>
-        </w:tc>
-        <w:tc>
-          <w:tcPr>
-            <w:tcW w:type="dxa" w:w="1728"/>
-          </w:tcPr>
-          <w:p>
-            <w:r>
-              <w:t>ITERATING</w:t>
-            </w:r>
-          </w:p>
-        </w:tc>
-        <w:tc>
-          <w:tcPr>
-            <w:tcW w:type="dxa" w:w="1728"/>
-          </w:tcPr>
-          <w:p>
-            <w:r>
-              <w:t>ok</w:t>
-            </w:r>
-          </w:p>
-        </w:tc>
-      </w:tr>
-      <w:tr>
-        <w:tc>
-          <w:tcPr>
-            <w:tcW w:type="dxa" w:w="1728"/>
-          </w:tcPr>
-          <w:p>
-            <w:r>
-              <w:t>3</w:t>
-            </w:r>
-          </w:p>
-        </w:tc>
-        <w:tc>
-          <w:tcPr>
-            <w:tcW w:type="dxa" w:w="1728"/>
-          </w:tcPr>
-          <w:p>
-            <w:r>
-              <w:t>90/100</w:t>
-            </w:r>
-          </w:p>
-        </w:tc>
-        <w:tc>
-          <w:tcPr>
-            <w:tcW w:type="dxa" w:w="1728"/>
-          </w:tcPr>
-          <w:p>
-            <w:r>
-              <w:t>1</w:t>
-            </w:r>
-          </w:p>
-        </w:tc>
-        <w:tc>
-          <w:tcPr>
-            <w:tcW w:type="dxa" w:w="1728"/>
-          </w:tcPr>
-          <w:p>
-            <w:r>
-              <w:t>ITERATING</w:t>
-            </w:r>
-          </w:p>
-        </w:tc>
-        <w:tc>
-          <w:tcPr>
-            <w:tcW w:type="dxa" w:w="1728"/>
-          </w:tcPr>
-          <w:p>
-            <w:r>
-              <w:t>ok</w:t>
-            </w:r>
-          </w:p>
-        </w:tc>
-      </w:tr>
-    </w:tbl>
-    <w:p>
-      <w:pPr>
-        <w:pStyle w:val="Heading1"/>
-      </w:pPr>
-      <w:r>
-        <w:t>结论</w:t>
-      </w:r>
-    </w:p>
-    <w:p>
-      <w:r>
-        <w:t>产物位置：output/doc/report.docx（Word 报告）、output/slides/deck.pptx（PPT 演示）。</w:t>
-      </w:r>
-    </w:p>
-    <w:p>
-      <w:r>
-        <w:t>状态追溯：status/loop_status.json（机器可读）、status/REPORT.md（人类可读），每轮迭代均提交并推送到分支。</w:t>
-      </w:r>
-    </w:p>
-    <w:p>
-      <w:r>
-        <w:t>本版本为自循环自动修订版：依据上一轮验证失败项针对性修复生成，本轮最终验证结果以 status/ 目录与分支提交记录为准。</w:t>
+        <w:t>TODO: 待补充</w:t>
       </w:r>
     </w:p>
     <w:sectPr>

--- a/output/doc/report.docx
+++ b/output/doc/report.docx
@@ -81,12 +81,889 @@
     </w:p>
     <w:p>
       <w:r>
-        <w:t>（初稿：流程说明将在后续迭代中由自循环补齐）</w:t>
+        <w:t>步骤 1 · 生成：skills/docx_skill.py 与 skills/pptx_skill.py 依据 pipeline/content_spec.py 的内容模型，产出 Word 报告与 PPT 演示文稿。</w:t>
       </w:r>
     </w:p>
     <w:p>
       <w:r>
-        <w:t>TODO: 待补充</w:t>
+        <w:t>步骤 2 · 验证：skills/validator.py 执行 15 项检查（存在性、可打开性、段落/幻灯片数量、关键内容、元数据、残留文本、状态文件），输出 0-100 分与失败项清单。</w:t>
+      </w:r>
+    </w:p>
+    <w:p>
+      <w:r>
+        <w:t>步骤 3 · 推送：pipeline/loop.py 将 status/loop_status.json、status/REPORT.md 与本轮产物 git add、commit 并 push 到当前分支。</w:t>
+      </w:r>
+    </w:p>
+    <w:p>
+      <w:r>
+        <w:t>步骤 4 · 决策：得分达到阈值则标记 DONE 并结束；否则把失败项写入 status/issues.json，下一轮生成时针对性修复，直至收敛或达到最大迭代次数。</w:t>
+      </w:r>
+    </w:p>
+    <w:p>
+      <w:r>
+        <w:t>自修复的关键：验证失败项直接成为下一轮生成的输入（fixes 集合），循环因此具备定向改进能力，而非简单重试。</w:t>
+      </w:r>
+    </w:p>
+    <w:p>
+      <w:r>
+        <w:t>产物与状态位置：output/doc/report.docx、output/slides/deck.pptx、status/loop_status.json、status/REPORT.md。</w:t>
+      </w:r>
+    </w:p>
+    <w:p>
+      <w:pPr>
+        <w:pStyle w:val="Heading1"/>
+      </w:pPr>
+      <w:r>
+        <w:t>验证清单</w:t>
+      </w:r>
+    </w:p>
+    <w:p>
+      <w:r>
+        <w:t>流水线对每轮产物执行以下 15 项检查，得分 = 通过项权重之和（满分 100）：</w:t>
+      </w:r>
+    </w:p>
+    <w:tbl>
+      <w:tblPr>
+        <w:tblStyle w:val="TableGrid"/>
+        <w:tblW w:type="auto" w:w="0"/>
+        <w:tblLook w:firstColumn="1" w:firstRow="1" w:lastColumn="0" w:lastRow="0" w:noHBand="0" w:noVBand="1" w:val="04A0"/>
+      </w:tblPr>
+      <w:tblGrid>
+        <w:gridCol w:w="2160"/>
+        <w:gridCol w:w="2160"/>
+        <w:gridCol w:w="2160"/>
+        <w:gridCol w:w="2160"/>
+      </w:tblGrid>
+      <w:tr>
+        <w:tc>
+          <w:tcPr>
+            <w:tcW w:type="dxa" w:w="2160"/>
+          </w:tcPr>
+          <w:p>
+            <w:r>
+              <w:t>检查项</w:t>
+            </w:r>
+          </w:p>
+        </w:tc>
+        <w:tc>
+          <w:tcPr>
+            <w:tcW w:type="dxa" w:w="2160"/>
+          </w:tcPr>
+          <w:p>
+            <w:r>
+              <w:t>权重</w:t>
+            </w:r>
+          </w:p>
+        </w:tc>
+        <w:tc>
+          <w:tcPr>
+            <w:tcW w:type="dxa" w:w="2160"/>
+          </w:tcPr>
+          <w:p>
+            <w:r>
+              <w:t>说明</w:t>
+            </w:r>
+          </w:p>
+        </w:tc>
+        <w:tc>
+          <w:tcPr>
+            <w:tcW w:type="dxa" w:w="2160"/>
+          </w:tcPr>
+          <w:p>
+            <w:r>
+              <w:t>本轮结果</w:t>
+            </w:r>
+          </w:p>
+        </w:tc>
+      </w:tr>
+      <w:tr>
+        <w:tc>
+          <w:tcPr>
+            <w:tcW w:type="dxa" w:w="2160"/>
+          </w:tcPr>
+          <w:p>
+            <w:r>
+              <w:t>docx 存在</w:t>
+            </w:r>
+          </w:p>
+        </w:tc>
+        <w:tc>
+          <w:tcPr>
+            <w:tcW w:type="dxa" w:w="2160"/>
+          </w:tcPr>
+          <w:p>
+            <w:r>
+              <w:t>8</w:t>
+            </w:r>
+          </w:p>
+        </w:tc>
+        <w:tc>
+          <w:tcPr>
+            <w:tcW w:type="dxa" w:w="2160"/>
+          </w:tcPr>
+          <w:p>
+            <w:r>
+              <w:t>output/doc/report.docx 存在且非空</w:t>
+            </w:r>
+          </w:p>
+        </w:tc>
+        <w:tc>
+          <w:tcPr>
+            <w:tcW w:type="dxa" w:w="2160"/>
+          </w:tcPr>
+          <w:p>
+            <w:r>
+              <w:t>PASS</w:t>
+            </w:r>
+          </w:p>
+        </w:tc>
+      </w:tr>
+      <w:tr>
+        <w:tc>
+          <w:tcPr>
+            <w:tcW w:type="dxa" w:w="2160"/>
+          </w:tcPr>
+          <w:p>
+            <w:r>
+              <w:t>docx 可打开</w:t>
+            </w:r>
+          </w:p>
+        </w:tc>
+        <w:tc>
+          <w:tcPr>
+            <w:tcW w:type="dxa" w:w="2160"/>
+          </w:tcPr>
+          <w:p>
+            <w:r>
+              <w:t>8</w:t>
+            </w:r>
+          </w:p>
+        </w:tc>
+        <w:tc>
+          <w:tcPr>
+            <w:tcW w:type="dxa" w:w="2160"/>
+          </w:tcPr>
+          <w:p>
+            <w:r>
+              <w:t>python-docx 能正常解析文档</w:t>
+            </w:r>
+          </w:p>
+        </w:tc>
+        <w:tc>
+          <w:tcPr>
+            <w:tcW w:type="dxa" w:w="2160"/>
+          </w:tcPr>
+          <w:p>
+            <w:r>
+              <w:t>PASS</w:t>
+            </w:r>
+          </w:p>
+        </w:tc>
+      </w:tr>
+      <w:tr>
+        <w:tc>
+          <w:tcPr>
+            <w:tcW w:type="dxa" w:w="2160"/>
+          </w:tcPr>
+          <w:p>
+            <w:r>
+              <w:t>docx 段落数量</w:t>
+            </w:r>
+          </w:p>
+        </w:tc>
+        <w:tc>
+          <w:tcPr>
+            <w:tcW w:type="dxa" w:w="2160"/>
+          </w:tcPr>
+          <w:p>
+            <w:r>
+              <w:t>6</w:t>
+            </w:r>
+          </w:p>
+        </w:tc>
+        <w:tc>
+          <w:tcPr>
+            <w:tcW w:type="dxa" w:w="2160"/>
+          </w:tcPr>
+          <w:p>
+            <w:r>
+              <w:t>非空段落 &gt;= 18</w:t>
+            </w:r>
+          </w:p>
+        </w:tc>
+        <w:tc>
+          <w:tcPr>
+            <w:tcW w:type="dxa" w:w="2160"/>
+          </w:tcPr>
+          <w:p>
+            <w:r>
+              <w:t>PASS</w:t>
+            </w:r>
+          </w:p>
+        </w:tc>
+      </w:tr>
+      <w:tr>
+        <w:tc>
+          <w:tcPr>
+            <w:tcW w:type="dxa" w:w="2160"/>
+          </w:tcPr>
+          <w:p>
+            <w:r>
+              <w:t>docx 结构完整</w:t>
+            </w:r>
+          </w:p>
+        </w:tc>
+        <w:tc>
+          <w:tcPr>
+            <w:tcW w:type="dxa" w:w="2160"/>
+          </w:tcPr>
+          <w:p>
+            <w:r>
+              <w:t>6</w:t>
+            </w:r>
+          </w:p>
+        </w:tc>
+        <w:tc>
+          <w:tcPr>
+            <w:tcW w:type="dxa" w:w="2160"/>
+          </w:tcPr>
+          <w:p>
+            <w:r>
+              <w:t>标题/章节数 &gt;= 5</w:t>
+            </w:r>
+          </w:p>
+        </w:tc>
+        <w:tc>
+          <w:tcPr>
+            <w:tcW w:type="dxa" w:w="2160"/>
+          </w:tcPr>
+          <w:p>
+            <w:r>
+              <w:t>PASS</w:t>
+            </w:r>
+          </w:p>
+        </w:tc>
+      </w:tr>
+      <w:tr>
+        <w:tc>
+          <w:tcPr>
+            <w:tcW w:type="dxa" w:w="2160"/>
+          </w:tcPr>
+          <w:p>
+            <w:r>
+              <w:t>docx 内容量</w:t>
+            </w:r>
+          </w:p>
+        </w:tc>
+        <w:tc>
+          <w:tcPr>
+            <w:tcW w:type="dxa" w:w="2160"/>
+          </w:tcPr>
+          <w:p>
+            <w:r>
+              <w:t>8</w:t>
+            </w:r>
+          </w:p>
+        </w:tc>
+        <w:tc>
+          <w:tcPr>
+            <w:tcW w:type="dxa" w:w="2160"/>
+          </w:tcPr>
+          <w:p>
+            <w:r>
+              <w:t>全文字符数 &gt;= 800</w:t>
+            </w:r>
+          </w:p>
+        </w:tc>
+        <w:tc>
+          <w:tcPr>
+            <w:tcW w:type="dxa" w:w="2160"/>
+          </w:tcPr>
+          <w:p>
+            <w:r>
+              <w:t>PASS</w:t>
+            </w:r>
+          </w:p>
+        </w:tc>
+      </w:tr>
+      <w:tr>
+        <w:tc>
+          <w:tcPr>
+            <w:tcW w:type="dxa" w:w="2160"/>
+          </w:tcPr>
+          <w:p>
+            <w:r>
+              <w:t>docx 关键内容</w:t>
+            </w:r>
+          </w:p>
+        </w:tc>
+        <w:tc>
+          <w:tcPr>
+            <w:tcW w:type="dxa" w:w="2160"/>
+          </w:tcPr>
+          <w:p>
+            <w:r>
+              <w:t>8</w:t>
+            </w:r>
+          </w:p>
+        </w:tc>
+        <w:tc>
+          <w:tcPr>
+            <w:tcW w:type="dxa" w:w="2160"/>
+          </w:tcPr>
+          <w:p>
+            <w:r>
+              <w:t>包含 摘要/目标/流程/验证/迭代/流水线 全部关键词</w:t>
+            </w:r>
+          </w:p>
+        </w:tc>
+        <w:tc>
+          <w:tcPr>
+            <w:tcW w:type="dxa" w:w="2160"/>
+          </w:tcPr>
+          <w:p>
+            <w:r>
+              <w:t>PASS</w:t>
+            </w:r>
+          </w:p>
+        </w:tc>
+      </w:tr>
+      <w:tr>
+        <w:tc>
+          <w:tcPr>
+            <w:tcW w:type="dxa" w:w="2160"/>
+          </w:tcPr>
+          <w:p>
+            <w:r>
+              <w:t>docx 元数据</w:t>
+            </w:r>
+          </w:p>
+        </w:tc>
+        <w:tc>
+          <w:tcPr>
+            <w:tcW w:type="dxa" w:w="2160"/>
+          </w:tcPr>
+          <w:p>
+            <w:r>
+              <w:t>6</w:t>
+            </w:r>
+          </w:p>
+        </w:tc>
+        <w:tc>
+          <w:tcPr>
+            <w:tcW w:type="dxa" w:w="2160"/>
+          </w:tcPr>
+          <w:p>
+            <w:r>
+              <w:t>标题与作者元数据已填写</w:t>
+            </w:r>
+          </w:p>
+        </w:tc>
+        <w:tc>
+          <w:tcPr>
+            <w:tcW w:type="dxa" w:w="2160"/>
+          </w:tcPr>
+          <w:p>
+            <w:r>
+              <w:t>PASS</w:t>
+            </w:r>
+          </w:p>
+        </w:tc>
+      </w:tr>
+      <w:tr>
+        <w:tc>
+          <w:tcPr>
+            <w:tcW w:type="dxa" w:w="2160"/>
+          </w:tcPr>
+          <w:p>
+            <w:r>
+              <w:t>docx 无残留标记</w:t>
+            </w:r>
+          </w:p>
+        </w:tc>
+        <w:tc>
+          <w:tcPr>
+            <w:tcW w:type="dxa" w:w="2160"/>
+          </w:tcPr>
+          <w:p>
+            <w:r>
+              <w:t>10</w:t>
+            </w:r>
+          </w:p>
+        </w:tc>
+        <w:tc>
+          <w:tcPr>
+            <w:tcW w:type="dxa" w:w="2160"/>
+          </w:tcPr>
+          <w:p>
+            <w:r>
+              <w:t>不含禁止残留标记（清单见 PLACEHOLDER_MARKS）</w:t>
+            </w:r>
+          </w:p>
+        </w:tc>
+        <w:tc>
+          <w:tcPr>
+            <w:tcW w:type="dxa" w:w="2160"/>
+          </w:tcPr>
+          <w:p>
+            <w:r>
+              <w:t>PASS</w:t>
+            </w:r>
+          </w:p>
+        </w:tc>
+      </w:tr>
+      <w:tr>
+        <w:tc>
+          <w:tcPr>
+            <w:tcW w:type="dxa" w:w="2160"/>
+          </w:tcPr>
+          <w:p>
+            <w:r>
+              <w:t>pptx 存在</w:t>
+            </w:r>
+          </w:p>
+        </w:tc>
+        <w:tc>
+          <w:tcPr>
+            <w:tcW w:type="dxa" w:w="2160"/>
+          </w:tcPr>
+          <w:p>
+            <w:r>
+              <w:t>5</w:t>
+            </w:r>
+          </w:p>
+        </w:tc>
+        <w:tc>
+          <w:tcPr>
+            <w:tcW w:type="dxa" w:w="2160"/>
+          </w:tcPr>
+          <w:p>
+            <w:r>
+              <w:t>output/slides/deck.pptx 存在且非空</w:t>
+            </w:r>
+          </w:p>
+        </w:tc>
+        <w:tc>
+          <w:tcPr>
+            <w:tcW w:type="dxa" w:w="2160"/>
+          </w:tcPr>
+          <w:p>
+            <w:r>
+              <w:t>PASS</w:t>
+            </w:r>
+          </w:p>
+        </w:tc>
+      </w:tr>
+      <w:tr>
+        <w:tc>
+          <w:tcPr>
+            <w:tcW w:type="dxa" w:w="2160"/>
+          </w:tcPr>
+          <w:p>
+            <w:r>
+              <w:t>pptx 可打开</w:t>
+            </w:r>
+          </w:p>
+        </w:tc>
+        <w:tc>
+          <w:tcPr>
+            <w:tcW w:type="dxa" w:w="2160"/>
+          </w:tcPr>
+          <w:p>
+            <w:r>
+              <w:t>5</w:t>
+            </w:r>
+          </w:p>
+        </w:tc>
+        <w:tc>
+          <w:tcPr>
+            <w:tcW w:type="dxa" w:w="2160"/>
+          </w:tcPr>
+          <w:p>
+            <w:r>
+              <w:t>python-pptx 能正常解析演示文稿</w:t>
+            </w:r>
+          </w:p>
+        </w:tc>
+        <w:tc>
+          <w:tcPr>
+            <w:tcW w:type="dxa" w:w="2160"/>
+          </w:tcPr>
+          <w:p>
+            <w:r>
+              <w:t>PASS</w:t>
+            </w:r>
+          </w:p>
+        </w:tc>
+      </w:tr>
+      <w:tr>
+        <w:tc>
+          <w:tcPr>
+            <w:tcW w:type="dxa" w:w="2160"/>
+          </w:tcPr>
+          <w:p>
+            <w:r>
+              <w:t>pptx 幻灯片数</w:t>
+            </w:r>
+          </w:p>
+        </w:tc>
+        <w:tc>
+          <w:tcPr>
+            <w:tcW w:type="dxa" w:w="2160"/>
+          </w:tcPr>
+          <w:p>
+            <w:r>
+              <w:t>10</w:t>
+            </w:r>
+          </w:p>
+        </w:tc>
+        <w:tc>
+          <w:tcPr>
+            <w:tcW w:type="dxa" w:w="2160"/>
+          </w:tcPr>
+          <w:p>
+            <w:r>
+              <w:t>幻灯片 &gt;= 6 页</w:t>
+            </w:r>
+          </w:p>
+        </w:tc>
+        <w:tc>
+          <w:tcPr>
+            <w:tcW w:type="dxa" w:w="2160"/>
+          </w:tcPr>
+          <w:p>
+            <w:r>
+              <w:t>PASS</w:t>
+            </w:r>
+          </w:p>
+        </w:tc>
+      </w:tr>
+      <w:tr>
+        <w:tc>
+          <w:tcPr>
+            <w:tcW w:type="dxa" w:w="2160"/>
+          </w:tcPr>
+          <w:p>
+            <w:r>
+              <w:t>pptx 封面</w:t>
+            </w:r>
+          </w:p>
+        </w:tc>
+        <w:tc>
+          <w:tcPr>
+            <w:tcW w:type="dxa" w:w="2160"/>
+          </w:tcPr>
+          <w:p>
+            <w:r>
+              <w:t>4</w:t>
+            </w:r>
+          </w:p>
+        </w:tc>
+        <w:tc>
+          <w:tcPr>
+            <w:tcW w:type="dxa" w:w="2160"/>
+          </w:tcPr>
+          <w:p>
+            <w:r>
+              <w:t>第 1 页为含标题的封面页</w:t>
+            </w:r>
+          </w:p>
+        </w:tc>
+        <w:tc>
+          <w:tcPr>
+            <w:tcW w:type="dxa" w:w="2160"/>
+          </w:tcPr>
+          <w:p>
+            <w:r>
+              <w:t>PASS</w:t>
+            </w:r>
+          </w:p>
+        </w:tc>
+      </w:tr>
+      <w:tr>
+        <w:tc>
+          <w:tcPr>
+            <w:tcW w:type="dxa" w:w="2160"/>
+          </w:tcPr>
+          <w:p>
+            <w:r>
+              <w:t>pptx 元数据</w:t>
+            </w:r>
+          </w:p>
+        </w:tc>
+        <w:tc>
+          <w:tcPr>
+            <w:tcW w:type="dxa" w:w="2160"/>
+          </w:tcPr>
+          <w:p>
+            <w:r>
+              <w:t>4</w:t>
+            </w:r>
+          </w:p>
+        </w:tc>
+        <w:tc>
+          <w:tcPr>
+            <w:tcW w:type="dxa" w:w="2160"/>
+          </w:tcPr>
+          <w:p>
+            <w:r>
+              <w:t>标题与作者元数据已填写</w:t>
+            </w:r>
+          </w:p>
+        </w:tc>
+        <w:tc>
+          <w:tcPr>
+            <w:tcW w:type="dxa" w:w="2160"/>
+          </w:tcPr>
+          <w:p>
+            <w:r>
+              <w:t>PASS</w:t>
+            </w:r>
+          </w:p>
+        </w:tc>
+      </w:tr>
+      <w:tr>
+        <w:tc>
+          <w:tcPr>
+            <w:tcW w:type="dxa" w:w="2160"/>
+          </w:tcPr>
+          <w:p>
+            <w:r>
+              <w:t>pptx 无残留标记</w:t>
+            </w:r>
+          </w:p>
+        </w:tc>
+        <w:tc>
+          <w:tcPr>
+            <w:tcW w:type="dxa" w:w="2160"/>
+          </w:tcPr>
+          <w:p>
+            <w:r>
+              <w:t>7</w:t>
+            </w:r>
+          </w:p>
+        </w:tc>
+        <w:tc>
+          <w:tcPr>
+            <w:tcW w:type="dxa" w:w="2160"/>
+          </w:tcPr>
+          <w:p>
+            <w:r>
+              <w:t>不含禁止残留标记（清单见 PLACEHOLDER_MARKS）</w:t>
+            </w:r>
+          </w:p>
+        </w:tc>
+        <w:tc>
+          <w:tcPr>
+            <w:tcW w:type="dxa" w:w="2160"/>
+          </w:tcPr>
+          <w:p>
+            <w:r>
+              <w:t>PASS</w:t>
+            </w:r>
+          </w:p>
+        </w:tc>
+      </w:tr>
+      <w:tr>
+        <w:tc>
+          <w:tcPr>
+            <w:tcW w:type="dxa" w:w="2160"/>
+          </w:tcPr>
+          <w:p>
+            <w:r>
+              <w:t>状态文件</w:t>
+            </w:r>
+          </w:p>
+        </w:tc>
+        <w:tc>
+          <w:tcPr>
+            <w:tcW w:type="dxa" w:w="2160"/>
+          </w:tcPr>
+          <w:p>
+            <w:r>
+              <w:t>5</w:t>
+            </w:r>
+          </w:p>
+        </w:tc>
+        <w:tc>
+          <w:tcPr>
+            <w:tcW w:type="dxa" w:w="2160"/>
+          </w:tcPr>
+          <w:p>
+            <w:r>
+              <w:t>status/loop_status.json 存在、可解析且含迭代/得分字段</w:t>
+            </w:r>
+          </w:p>
+        </w:tc>
+        <w:tc>
+          <w:tcPr>
+            <w:tcW w:type="dxa" w:w="2160"/>
+          </w:tcPr>
+          <w:p>
+            <w:r>
+              <w:t>PASS</w:t>
+            </w:r>
+          </w:p>
+        </w:tc>
+      </w:tr>
+    </w:tbl>
+    <w:p>
+      <w:pPr>
+        <w:pStyle w:val="Heading1"/>
+      </w:pPr>
+      <w:r>
+        <w:t>迭代记录</w:t>
+      </w:r>
+    </w:p>
+    <w:p>
+      <w:r>
+        <w:t>各轮迭代的得分与状态（由 pipeline/loop.py 自动记录并推送）：</w:t>
+      </w:r>
+    </w:p>
+    <w:tbl>
+      <w:tblPr>
+        <w:tblStyle w:val="TableGrid"/>
+        <w:tblW w:type="auto" w:w="0"/>
+        <w:tblLook w:firstColumn="1" w:firstRow="1" w:lastColumn="0" w:lastRow="0" w:noHBand="0" w:noVBand="1" w:val="04A0"/>
+      </w:tblPr>
+      <w:tblGrid>
+        <w:gridCol w:w="1728"/>
+        <w:gridCol w:w="1728"/>
+        <w:gridCol w:w="1728"/>
+        <w:gridCol w:w="1728"/>
+        <w:gridCol w:w="1728"/>
+      </w:tblGrid>
+      <w:tr>
+        <w:tc>
+          <w:tcPr>
+            <w:tcW w:type="dxa" w:w="1728"/>
+          </w:tcPr>
+          <w:p>
+            <w:r>
+              <w:t>迭代</w:t>
+            </w:r>
+          </w:p>
+        </w:tc>
+        <w:tc>
+          <w:tcPr>
+            <w:tcW w:type="dxa" w:w="1728"/>
+          </w:tcPr>
+          <w:p>
+            <w:r>
+              <w:t>得分</w:t>
+            </w:r>
+          </w:p>
+        </w:tc>
+        <w:tc>
+          <w:tcPr>
+            <w:tcW w:type="dxa" w:w="1728"/>
+          </w:tcPr>
+          <w:p>
+            <w:r>
+              <w:t>失败项</w:t>
+            </w:r>
+          </w:p>
+        </w:tc>
+        <w:tc>
+          <w:tcPr>
+            <w:tcW w:type="dxa" w:w="1728"/>
+          </w:tcPr>
+          <w:p>
+            <w:r>
+              <w:t>状态</w:t>
+            </w:r>
+          </w:p>
+        </w:tc>
+        <w:tc>
+          <w:tcPr>
+            <w:tcW w:type="dxa" w:w="1728"/>
+          </w:tcPr>
+          <w:p>
+            <w:r>
+              <w:t>推送</w:t>
+            </w:r>
+          </w:p>
+        </w:tc>
+      </w:tr>
+      <w:tr>
+        <w:tc>
+          <w:tcPr>
+            <w:tcW w:type="dxa" w:w="1728"/>
+          </w:tcPr>
+          <w:p>
+            <w:r>
+              <w:t>1</w:t>
+            </w:r>
+          </w:p>
+        </w:tc>
+        <w:tc>
+          <w:tcPr>
+            <w:tcW w:type="dxa" w:w="1728"/>
+          </w:tcPr>
+          <w:p>
+            <w:r>
+              <w:t>43/100</w:t>
+            </w:r>
+          </w:p>
+        </w:tc>
+        <w:tc>
+          <w:tcPr>
+            <w:tcW w:type="dxa" w:w="1728"/>
+          </w:tcPr>
+          <w:p>
+            <w:r>
+              <w:t>8</w:t>
+            </w:r>
+          </w:p>
+        </w:tc>
+        <w:tc>
+          <w:tcPr>
+            <w:tcW w:type="dxa" w:w="1728"/>
+          </w:tcPr>
+          <w:p>
+            <w:r>
+              <w:t>ITERATING</w:t>
+            </w:r>
+          </w:p>
+        </w:tc>
+        <w:tc>
+          <w:tcPr>
+            <w:tcW w:type="dxa" w:w="1728"/>
+          </w:tcPr>
+          <w:p>
+            <w:r>
+              <w:t>ok</w:t>
+            </w:r>
+          </w:p>
+        </w:tc>
+      </w:tr>
+    </w:tbl>
+    <w:p>
+      <w:pPr>
+        <w:pStyle w:val="Heading1"/>
+      </w:pPr>
+      <w:r>
+        <w:t>结论</w:t>
+      </w:r>
+    </w:p>
+    <w:p>
+      <w:r>
+        <w:t>本轮验证得分 100/100，15/15 项检查通过。</w:t>
+      </w:r>
+    </w:p>
+    <w:p>
+      <w:r>
+        <w:t>全部验证项通过：流水线判定结果收敛，自动循环正常终止。</w:t>
+      </w:r>
+    </w:p>
+    <w:p>
+      <w:r>
+        <w:t>产物位置：output/doc/report.docx（Word 报告）、output/slides/deck.pptx（PPT 演示）。</w:t>
+      </w:r>
+    </w:p>
+    <w:p>
+      <w:r>
+        <w:t>状态追溯：status/loop_status.json（机器可读）、status/REPORT.md（人类可读），每轮迭代均提交并推送到分支。</w:t>
       </w:r>
     </w:p>
     <w:sectPr>
